--- a/data/HR-files/GDPR Személyhez fűződő jogok munkaviszonyból eredő korlátozásáról.docx
+++ b/data/HR-files/GDPR Személyhez fűződő jogok munkaviszonyból eredő korlátozásáról.docx
@@ -43,7 +43,7 @@
               <w:contextualSpacing/>
               <w:jc w:val="both"/>
               <w:rPr>
-                <w:rFonts w:ascii="Poppins" w:hAnsi="Poppins" w:cs="Poppins"/>
+                <w:rFonts w:ascii="Poppins" w:hAnsi="Poppins" w:cs="Poppins" w:eastAsia="Poppins"/>
                 <w:b/>
                 <w:sz w:val="18"/>
                 <w:szCs w:val="18"/>
@@ -51,7 +51,7 @@
             </w:pPr>
             <w:r>
               <w:rPr>
-                <w:rFonts w:ascii="Poppins" w:hAnsi="Poppins" w:cs="Poppins"/>
+                <w:rFonts w:ascii="Poppins" w:hAnsi="Poppins" w:cs="Poppins" w:eastAsia="Poppins"/>
                 <w:b/>
                 <w:sz w:val="18"/>
                 <w:szCs w:val="18"/>
@@ -75,14 +75,14 @@
               <w:spacing w:before="120" w:after="120"/>
               <w:contextualSpacing/>
               <w:rPr>
-                <w:rFonts w:ascii="Poppins" w:hAnsi="Poppins" w:cs="Poppins"/>
+                <w:rFonts w:ascii="Poppins" w:hAnsi="Poppins" w:cs="Poppins" w:eastAsia="Poppins"/>
                 <w:sz w:val="18"/>
                 <w:szCs w:val="18"/>
               </w:rPr>
             </w:pPr>
             <w:r>
               <w:rPr>
-                <w:rFonts w:ascii="Poppins" w:hAnsi="Poppins" w:cs="Poppins"/>
+                <w:rFonts w:ascii="Poppins" w:hAnsi="Poppins" w:cs="Poppins" w:eastAsia="Poppins"/>
                 <w:b/>
                 <w:bCs/>
                 <w:sz w:val="18"/>
@@ -92,7 +92,7 @@
             </w:r>
             <w:r>
               <w:rPr>
-                <w:rFonts w:ascii="Poppins" w:hAnsi="Poppins" w:cs="Poppins"/>
+                <w:rFonts w:ascii="Poppins" w:hAnsi="Poppins" w:cs="Poppins" w:eastAsia="Poppins"/>
                 <w:bCs/>
                 <w:sz w:val="18"/>
                 <w:szCs w:val="18"/>
@@ -126,7 +126,7 @@
               <w:contextualSpacing/>
               <w:jc w:val="both"/>
               <w:rPr>
-                <w:rFonts w:ascii="Poppins" w:hAnsi="Poppins" w:cs="Poppins"/>
+                <w:rFonts w:ascii="Poppins" w:hAnsi="Poppins" w:cs="Poppins" w:eastAsia="Poppins"/>
                 <w:b/>
                 <w:sz w:val="18"/>
                 <w:szCs w:val="18"/>
@@ -134,7 +134,7 @@
             </w:pPr>
             <w:r>
               <w:rPr>
-                <w:rFonts w:ascii="Poppins" w:hAnsi="Poppins" w:cs="Poppins"/>
+                <w:rFonts w:ascii="Poppins" w:hAnsi="Poppins" w:cs="Poppins" w:eastAsia="Poppins"/>
                 <w:b/>
                 <w:sz w:val="18"/>
                 <w:szCs w:val="18"/>
@@ -159,7 +159,7 @@
               <w:contextualSpacing/>
               <w:rPr>
                 <w:rStyle w:val="cjsz"/>
-                <w:rFonts w:ascii="Poppins" w:hAnsi="Poppins" w:cs="Poppins"/>
+                <w:rFonts w:ascii="Poppins" w:hAnsi="Poppins" w:cs="Poppins" w:eastAsia="Poppins"/>
                 <w:sz w:val="18"/>
                 <w:szCs w:val="18"/>
               </w:rPr>
@@ -167,7 +167,7 @@
             <w:r>
               <w:rPr>
                 <w:rStyle w:val="szekhely"/>
-                <w:rFonts w:ascii="Poppins" w:hAnsi="Poppins" w:cs="Poppins"/>
+                <w:rFonts w:ascii="Poppins" w:hAnsi="Poppins" w:cs="Poppins" w:eastAsia="Poppins"/>
                 <w:sz w:val="18"/>
                 <w:szCs w:val="18"/>
               </w:rPr>
@@ -200,7 +200,7 @@
               <w:contextualSpacing/>
               <w:jc w:val="both"/>
               <w:rPr>
-                <w:rFonts w:ascii="Poppins" w:hAnsi="Poppins" w:cs="Poppins"/>
+                <w:rFonts w:ascii="Poppins" w:hAnsi="Poppins" w:cs="Poppins" w:eastAsia="Poppins"/>
                 <w:b/>
                 <w:sz w:val="18"/>
                 <w:szCs w:val="18"/>
@@ -208,7 +208,7 @@
             </w:pPr>
             <w:r>
               <w:rPr>
-                <w:rFonts w:ascii="Poppins" w:hAnsi="Poppins" w:cs="Poppins"/>
+                <w:rFonts w:ascii="Poppins" w:hAnsi="Poppins" w:cs="Poppins" w:eastAsia="Poppins"/>
                 <w:b/>
                 <w:sz w:val="18"/>
                 <w:szCs w:val="18"/>
@@ -233,7 +233,7 @@
               <w:contextualSpacing/>
               <w:rPr>
                 <w:rStyle w:val="cjsz"/>
-                <w:rFonts w:ascii="Poppins" w:hAnsi="Poppins" w:cs="Poppins"/>
+                <w:rFonts w:ascii="Poppins" w:hAnsi="Poppins" w:cs="Poppins" w:eastAsia="Poppins"/>
                 <w:sz w:val="18"/>
                 <w:szCs w:val="18"/>
               </w:rPr>
@@ -241,7 +241,7 @@
             <w:r>
               <w:rPr>
                 <w:rStyle w:val="adoszam"/>
-                <w:rFonts w:ascii="Poppins" w:hAnsi="Poppins" w:cs="Poppins"/>
+                <w:rFonts w:ascii="Poppins" w:hAnsi="Poppins" w:cs="Poppins" w:eastAsia="Poppins"/>
                 <w:sz w:val="18"/>
                 <w:szCs w:val="18"/>
               </w:rPr>
@@ -258,7 +258,7 @@
         <w:contextualSpacing/>
         <w:jc w:val="center"/>
         <w:rPr>
-          <w:rFonts w:ascii="Poppins" w:hAnsi="Poppins" w:cs="Poppins"/>
+          <w:rFonts w:ascii="Poppins" w:hAnsi="Poppins" w:cs="Poppins" w:eastAsia="Poppins"/>
           <w:b/>
           <w:sz w:val="18"/>
           <w:szCs w:val="18"/>
@@ -306,7 +306,7 @@
               <w:contextualSpacing/>
               <w:jc w:val="both"/>
               <w:rPr>
-                <w:rFonts w:ascii="Poppins" w:hAnsi="Poppins" w:cs="Poppins"/>
+                <w:rFonts w:ascii="Poppins" w:hAnsi="Poppins" w:cs="Poppins" w:eastAsia="Poppins"/>
                 <w:b/>
                 <w:bCs/>
                 <w:sz w:val="18"/>
@@ -316,7 +316,7 @@
             </w:pPr>
             <w:r>
               <w:rPr>
-                <w:rFonts w:ascii="Poppins" w:hAnsi="Poppins" w:cs="Poppins"/>
+                <w:rFonts w:ascii="Poppins" w:hAnsi="Poppins" w:cs="Poppins" w:eastAsia="Poppins"/>
                 <w:b/>
                 <w:sz w:val="18"/>
                 <w:szCs w:val="18"/>
@@ -348,7 +348,7 @@
               <w:contextualSpacing/>
               <w:jc w:val="both"/>
               <w:rPr>
-                <w:rFonts w:ascii="Poppins" w:hAnsi="Poppins" w:cs="Poppins"/>
+                <w:rFonts w:ascii="Poppins" w:hAnsi="Poppins" w:cs="Poppins" w:eastAsia="Poppins"/>
                 <w:bCs/>
                 <w:sz w:val="18"/>
                 <w:szCs w:val="18"/>
@@ -385,7 +385,7 @@
               <w:contextualSpacing/>
               <w:jc w:val="both"/>
               <w:rPr>
-                <w:rFonts w:ascii="Poppins" w:hAnsi="Poppins" w:cs="Poppins"/>
+                <w:rFonts w:ascii="Poppins" w:hAnsi="Poppins" w:cs="Poppins" w:eastAsia="Poppins"/>
                 <w:b/>
                 <w:bCs/>
                 <w:sz w:val="18"/>
@@ -395,7 +395,7 @@
             </w:pPr>
             <w:r>
               <w:rPr>
-                <w:rFonts w:ascii="Poppins" w:hAnsi="Poppins" w:cs="Poppins"/>
+                <w:rFonts w:ascii="Poppins" w:hAnsi="Poppins" w:cs="Poppins" w:eastAsia="Poppins"/>
                 <w:b/>
                 <w:sz w:val="18"/>
                 <w:szCs w:val="18"/>
@@ -427,7 +427,7 @@
               <w:contextualSpacing/>
               <w:jc w:val="both"/>
               <w:rPr>
-                <w:rFonts w:ascii="Poppins" w:hAnsi="Poppins" w:cs="Poppins"/>
+                <w:rFonts w:ascii="Poppins" w:hAnsi="Poppins" w:cs="Poppins" w:eastAsia="Poppins"/>
                 <w:bCs/>
                 <w:sz w:val="18"/>
                 <w:szCs w:val="18"/>
@@ -442,7 +442,7 @@
       <w:pPr>
         <w:jc w:val="center"/>
         <w:rPr>
-          <w:rFonts w:ascii="Poppins" w:hAnsi="Poppins" w:cs="Poppins"/>
+          <w:rFonts w:ascii="Poppins" w:hAnsi="Poppins" w:cs="Poppins" w:eastAsia="Poppins"/>
           <w:b/>
           <w:sz w:val="18"/>
           <w:szCs w:val="18"/>
@@ -453,7 +453,7 @@
       <w:pPr>
         <w:jc w:val="center"/>
         <w:rPr>
-          <w:rFonts w:ascii="Poppins" w:hAnsi="Poppins" w:cs="Poppins"/>
+          <w:rFonts w:ascii="Poppins" w:hAnsi="Poppins" w:cs="Poppins" w:eastAsia="Poppins"/>
           <w:b/>
           <w:sz w:val="18"/>
           <w:szCs w:val="18"/>
@@ -461,7 +461,7 @@
       </w:pPr>
       <w:r>
         <w:rPr>
-          <w:rFonts w:ascii="Poppins" w:hAnsi="Poppins" w:cs="Poppins"/>
+          <w:rFonts w:ascii="Poppins" w:hAnsi="Poppins" w:cs="Poppins" w:eastAsia="Poppins"/>
           <w:b/>
           <w:noProof/>
           <w:sz w:val="18"/>
@@ -518,7 +518,7 @@
       <w:pPr>
         <w:jc w:val="center"/>
         <w:rPr>
-          <w:rFonts w:ascii="Poppins" w:hAnsi="Poppins" w:cs="Poppins"/>
+          <w:rFonts w:ascii="Poppins" w:hAnsi="Poppins" w:cs="Poppins" w:eastAsia="Poppins"/>
           <w:b/>
           <w:sz w:val="18"/>
           <w:szCs w:val="18"/>
@@ -529,7 +529,7 @@
       <w:pPr>
         <w:jc w:val="center"/>
         <w:rPr>
-          <w:rFonts w:ascii="Poppins" w:hAnsi="Poppins" w:cs="Poppins"/>
+          <w:rFonts w:ascii="Poppins" w:hAnsi="Poppins" w:cs="Poppins" w:eastAsia="Poppins"/>
           <w:b/>
           <w:sz w:val="18"/>
           <w:szCs w:val="18"/>
@@ -537,7 +537,7 @@
       </w:pPr>
       <w:r>
         <w:rPr>
-          <w:rFonts w:ascii="Poppins" w:hAnsi="Poppins" w:cs="Poppins"/>
+          <w:rFonts w:ascii="Poppins" w:hAnsi="Poppins" w:cs="Poppins" w:eastAsia="Poppins"/>
           <w:b/>
           <w:sz w:val="18"/>
           <w:szCs w:val="18"/>
@@ -546,7 +546,7 @@
       </w:r>
       <w:r>
         <w:rPr>
-          <w:rFonts w:ascii="Poppins" w:hAnsi="Poppins" w:cs="Poppins"/>
+          <w:rFonts w:ascii="Poppins" w:hAnsi="Poppins" w:cs="Poppins" w:eastAsia="Poppins"/>
           <w:b/>
           <w:sz w:val="18"/>
           <w:szCs w:val="18"/>
@@ -558,7 +558,7 @@
       <w:pPr>
         <w:jc w:val="center"/>
         <w:rPr>
-          <w:rFonts w:ascii="Poppins" w:hAnsi="Poppins" w:cs="Poppins"/>
+          <w:rFonts w:ascii="Poppins" w:hAnsi="Poppins" w:cs="Poppins" w:eastAsia="Poppins"/>
           <w:b/>
           <w:sz w:val="18"/>
           <w:szCs w:val="18"/>
@@ -566,7 +566,7 @@
       </w:pPr>
       <w:r>
         <w:rPr>
-          <w:rFonts w:ascii="Poppins" w:hAnsi="Poppins" w:cs="Poppins"/>
+          <w:rFonts w:ascii="Poppins" w:hAnsi="Poppins" w:cs="Poppins" w:eastAsia="Poppins"/>
           <w:b/>
           <w:sz w:val="18"/>
           <w:szCs w:val="18"/>
@@ -575,7 +575,7 @@
       </w:r>
       <w:r>
         <w:rPr>
-          <w:rFonts w:ascii="Poppins" w:hAnsi="Poppins" w:cs="Poppins"/>
+          <w:rFonts w:ascii="Poppins" w:hAnsi="Poppins" w:cs="Poppins" w:eastAsia="Poppins"/>
           <w:b/>
           <w:sz w:val="18"/>
           <w:szCs w:val="18"/>
@@ -584,7 +584,7 @@
       </w:r>
       <w:r>
         <w:rPr>
-          <w:rFonts w:ascii="Poppins" w:hAnsi="Poppins" w:cs="Poppins"/>
+          <w:rFonts w:ascii="Poppins" w:hAnsi="Poppins" w:cs="Poppins" w:eastAsia="Poppins"/>
           <w:b/>
           <w:sz w:val="18"/>
           <w:szCs w:val="18"/>
@@ -599,15 +599,15 @@
         <w:adjustRightInd w:val="0"/>
         <w:jc w:val="both"/>
         <w:rPr>
-          <w:rFonts w:ascii="Poppins" w:hAnsi="Poppins" w:cs="Poppins"/>
-          <w:i/>
-          <w:sz w:val="18"/>
-          <w:szCs w:val="18"/>
-        </w:rPr>
-      </w:pPr>
-      <w:r>
-        <w:rPr>
-          <w:rFonts w:ascii="Poppins" w:hAnsi="Poppins" w:cs="Poppins"/>
+          <w:rFonts w:ascii="Poppins" w:hAnsi="Poppins" w:cs="Poppins" w:eastAsia="Poppins"/>
+          <w:i/>
+          <w:sz w:val="18"/>
+          <w:szCs w:val="18"/>
+        </w:rPr>
+      </w:pPr>
+      <w:r>
+        <w:rPr>
+          <w:rFonts w:ascii="Poppins" w:hAnsi="Poppins" w:cs="Poppins" w:eastAsia="Poppins"/>
           <w:i/>
           <w:sz w:val="18"/>
           <w:szCs w:val="18"/>
@@ -622,15 +622,15 @@
         <w:adjustRightInd w:val="0"/>
         <w:jc w:val="both"/>
         <w:rPr>
-          <w:rFonts w:ascii="Poppins" w:hAnsi="Poppins" w:cs="Poppins"/>
-          <w:i/>
-          <w:sz w:val="18"/>
-          <w:szCs w:val="18"/>
-        </w:rPr>
-      </w:pPr>
-      <w:r>
-        <w:rPr>
-          <w:rFonts w:ascii="Poppins" w:hAnsi="Poppins" w:cs="Poppins"/>
+          <w:rFonts w:ascii="Poppins" w:hAnsi="Poppins" w:cs="Poppins" w:eastAsia="Poppins"/>
+          <w:i/>
+          <w:sz w:val="18"/>
+          <w:szCs w:val="18"/>
+        </w:rPr>
+      </w:pPr>
+      <w:r>
+        <w:rPr>
+          <w:rFonts w:ascii="Poppins" w:hAnsi="Poppins" w:cs="Poppins" w:eastAsia="Poppins"/>
           <w:i/>
           <w:sz w:val="18"/>
           <w:szCs w:val="18"/>
@@ -645,15 +645,15 @@
         <w:adjustRightInd w:val="0"/>
         <w:jc w:val="both"/>
         <w:rPr>
-          <w:rFonts w:ascii="Poppins" w:hAnsi="Poppins" w:cs="Poppins"/>
-          <w:i/>
-          <w:sz w:val="18"/>
-          <w:szCs w:val="18"/>
-        </w:rPr>
-      </w:pPr>
-      <w:r>
-        <w:rPr>
-          <w:rFonts w:ascii="Poppins" w:hAnsi="Poppins" w:cs="Poppins"/>
+          <w:rFonts w:ascii="Poppins" w:hAnsi="Poppins" w:cs="Poppins" w:eastAsia="Poppins"/>
+          <w:i/>
+          <w:sz w:val="18"/>
+          <w:szCs w:val="18"/>
+        </w:rPr>
+      </w:pPr>
+      <w:r>
+        <w:rPr>
+          <w:rFonts w:ascii="Poppins" w:hAnsi="Poppins" w:cs="Poppins" w:eastAsia="Poppins"/>
           <w:i/>
           <w:sz w:val="18"/>
           <w:szCs w:val="18"/>
@@ -662,7 +662,7 @@
       </w:r>
       <w:r>
         <w:rPr>
-          <w:rFonts w:ascii="Poppins" w:hAnsi="Poppins" w:cs="Poppins"/>
+          <w:rFonts w:ascii="Poppins" w:hAnsi="Poppins" w:cs="Poppins" w:eastAsia="Poppins"/>
           <w:i/>
           <w:sz w:val="18"/>
           <w:szCs w:val="18"/>
@@ -671,7 +671,7 @@
       </w:r>
       <w:r>
         <w:rPr>
-          <w:rFonts w:ascii="Poppins" w:hAnsi="Poppins" w:cs="Poppins"/>
+          <w:rFonts w:ascii="Poppins" w:hAnsi="Poppins" w:cs="Poppins" w:eastAsia="Poppins"/>
           <w:i/>
           <w:sz w:val="18"/>
           <w:szCs w:val="18"/>
@@ -686,15 +686,15 @@
         <w:adjustRightInd w:val="0"/>
         <w:jc w:val="both"/>
         <w:rPr>
-          <w:rFonts w:ascii="Poppins" w:hAnsi="Poppins" w:cs="Poppins"/>
-          <w:i/>
-          <w:sz w:val="18"/>
-          <w:szCs w:val="18"/>
-        </w:rPr>
-      </w:pPr>
-      <w:r>
-        <w:rPr>
-          <w:rFonts w:ascii="Poppins" w:hAnsi="Poppins" w:cs="Poppins"/>
+          <w:rFonts w:ascii="Poppins" w:hAnsi="Poppins" w:cs="Poppins" w:eastAsia="Poppins"/>
+          <w:i/>
+          <w:sz w:val="18"/>
+          <w:szCs w:val="18"/>
+        </w:rPr>
+      </w:pPr>
+      <w:r>
+        <w:rPr>
+          <w:rFonts w:ascii="Poppins" w:hAnsi="Poppins" w:cs="Poppins" w:eastAsia="Poppins"/>
           <w:i/>
           <w:sz w:val="18"/>
           <w:szCs w:val="18"/>
@@ -703,7 +703,7 @@
       </w:r>
       <w:r>
         <w:rPr>
-          <w:rFonts w:ascii="Poppins" w:hAnsi="Poppins" w:cs="Poppins"/>
+          <w:rFonts w:ascii="Poppins" w:hAnsi="Poppins" w:cs="Poppins" w:eastAsia="Poppins"/>
           <w:i/>
           <w:sz w:val="18"/>
           <w:szCs w:val="18"/>
@@ -712,7 +712,7 @@
       </w:r>
       <w:r>
         <w:rPr>
-          <w:rFonts w:ascii="Poppins" w:hAnsi="Poppins" w:cs="Poppins"/>
+          <w:rFonts w:ascii="Poppins" w:hAnsi="Poppins" w:cs="Poppins" w:eastAsia="Poppins"/>
           <w:i/>
           <w:sz w:val="18"/>
           <w:szCs w:val="18"/>
@@ -727,14 +727,14 @@
         <w:adjustRightInd w:val="0"/>
         <w:jc w:val="both"/>
         <w:rPr>
-          <w:rFonts w:ascii="Poppins" w:hAnsi="Poppins" w:cs="Poppins"/>
-          <w:sz w:val="18"/>
-          <w:szCs w:val="18"/>
-        </w:rPr>
-      </w:pPr>
-      <w:r>
-        <w:rPr>
-          <w:rFonts w:ascii="Poppins" w:hAnsi="Poppins" w:cs="Poppins"/>
+          <w:rFonts w:ascii="Poppins" w:hAnsi="Poppins" w:cs="Poppins" w:eastAsia="Poppins"/>
+          <w:sz w:val="18"/>
+          <w:szCs w:val="18"/>
+        </w:rPr>
+      </w:pPr>
+      <w:r>
+        <w:rPr>
+          <w:rFonts w:ascii="Poppins" w:hAnsi="Poppins" w:cs="Poppins" w:eastAsia="Poppins"/>
           <w:sz w:val="18"/>
           <w:szCs w:val="18"/>
         </w:rPr>
@@ -748,7 +748,7 @@
         <w:adjustRightInd w:val="0"/>
         <w:jc w:val="both"/>
         <w:rPr>
-          <w:rFonts w:ascii="Poppins" w:hAnsi="Poppins" w:cs="Poppins"/>
+          <w:rFonts w:ascii="Poppins" w:hAnsi="Poppins" w:cs="Poppins" w:eastAsia="Poppins"/>
           <w:i/>
           <w:sz w:val="18"/>
           <w:szCs w:val="18"/>
@@ -762,7 +762,7 @@
         <w:adjustRightInd w:val="0"/>
         <w:jc w:val="center"/>
         <w:rPr>
-          <w:rFonts w:ascii="Poppins" w:hAnsi="Poppins" w:cs="Poppins"/>
+          <w:rFonts w:ascii="Poppins" w:hAnsi="Poppins" w:cs="Poppins" w:eastAsia="Poppins"/>
           <w:b/>
           <w:sz w:val="18"/>
           <w:szCs w:val="18"/>
@@ -770,7 +770,7 @@
       </w:pPr>
       <w:r>
         <w:rPr>
-          <w:rFonts w:ascii="Poppins" w:hAnsi="Poppins" w:cs="Poppins"/>
+          <w:rFonts w:ascii="Poppins" w:hAnsi="Poppins" w:cs="Poppins" w:eastAsia="Poppins"/>
           <w:b/>
           <w:sz w:val="18"/>
           <w:szCs w:val="18"/>
@@ -785,7 +785,7 @@
         <w:adjustRightInd w:val="0"/>
         <w:jc w:val="both"/>
         <w:rPr>
-          <w:rFonts w:ascii="Poppins" w:hAnsi="Poppins" w:cs="Poppins"/>
+          <w:rFonts w:ascii="Poppins" w:hAnsi="Poppins" w:cs="Poppins" w:eastAsia="Poppins"/>
           <w:sz w:val="18"/>
           <w:szCs w:val="18"/>
         </w:rPr>
@@ -798,14 +798,14 @@
         <w:adjustRightInd w:val="0"/>
         <w:jc w:val="both"/>
         <w:rPr>
-          <w:rFonts w:ascii="Poppins" w:hAnsi="Poppins" w:cs="Poppins"/>
-          <w:sz w:val="18"/>
-          <w:szCs w:val="18"/>
-        </w:rPr>
-      </w:pPr>
-      <w:r>
-        <w:rPr>
-          <w:rFonts w:ascii="Poppins" w:hAnsi="Poppins" w:cs="Poppins"/>
+          <w:rFonts w:ascii="Poppins" w:hAnsi="Poppins" w:cs="Poppins" w:eastAsia="Poppins"/>
+          <w:sz w:val="18"/>
+          <w:szCs w:val="18"/>
+        </w:rPr>
+      </w:pPr>
+      <w:r>
+        <w:rPr>
+          <w:rFonts w:ascii="Poppins" w:hAnsi="Poppins" w:cs="Poppins" w:eastAsia="Poppins"/>
           <w:sz w:val="18"/>
           <w:szCs w:val="18"/>
         </w:rPr>
@@ -813,7 +813,7 @@
       </w:r>
       <w:r>
         <w:rPr>
-          <w:rFonts w:ascii="Poppins" w:hAnsi="Poppins" w:cs="Poppins"/>
+          <w:rFonts w:ascii="Poppins" w:hAnsi="Poppins" w:cs="Poppins" w:eastAsia="Poppins"/>
           <w:sz w:val="18"/>
           <w:szCs w:val="18"/>
         </w:rPr>
@@ -821,7 +821,7 @@
       </w:r>
       <w:r>
         <w:rPr>
-          <w:rFonts w:ascii="Poppins" w:hAnsi="Poppins" w:cs="Poppins"/>
+          <w:rFonts w:ascii="Poppins" w:hAnsi="Poppins" w:cs="Poppins" w:eastAsia="Poppins"/>
           <w:sz w:val="18"/>
           <w:szCs w:val="18"/>
         </w:rPr>
@@ -835,15 +835,15 @@
         <w:contextualSpacing/>
         <w:jc w:val="both"/>
         <w:rPr>
-          <w:rFonts w:ascii="Poppins" w:hAnsi="Poppins" w:cs="Poppins"/>
-          <w:i/>
-          <w:sz w:val="18"/>
-          <w:szCs w:val="18"/>
-        </w:rPr>
-      </w:pPr>
-      <w:r>
-        <w:rPr>
-          <w:rFonts w:ascii="Poppins" w:hAnsi="Poppins" w:cs="Poppins"/>
+          <w:rFonts w:ascii="Poppins" w:hAnsi="Poppins" w:cs="Poppins" w:eastAsia="Poppins"/>
+          <w:i/>
+          <w:sz w:val="18"/>
+          <w:szCs w:val="18"/>
+        </w:rPr>
+      </w:pPr>
+      <w:r>
+        <w:rPr>
+          <w:rFonts w:ascii="Poppins" w:hAnsi="Poppins" w:cs="Poppins" w:eastAsia="Poppins"/>
           <w:b/>
           <w:bCs/>
           <w:i/>
@@ -854,7 +854,7 @@
       </w:r>
       <w:r>
         <w:rPr>
-          <w:rFonts w:ascii="Poppins" w:hAnsi="Poppins" w:cs="Poppins"/>
+          <w:rFonts w:ascii="Poppins" w:hAnsi="Poppins" w:cs="Poppins" w:eastAsia="Poppins"/>
           <w:i/>
           <w:sz w:val="18"/>
           <w:szCs w:val="18"/>
@@ -869,15 +869,15 @@
         <w:contextualSpacing/>
         <w:jc w:val="both"/>
         <w:rPr>
-          <w:rFonts w:ascii="Poppins" w:hAnsi="Poppins" w:cs="Poppins"/>
-          <w:i/>
-          <w:sz w:val="18"/>
-          <w:szCs w:val="18"/>
-        </w:rPr>
-      </w:pPr>
-      <w:r>
-        <w:rPr>
-          <w:rFonts w:ascii="Poppins" w:hAnsi="Poppins" w:cs="Poppins"/>
+          <w:rFonts w:ascii="Poppins" w:hAnsi="Poppins" w:cs="Poppins" w:eastAsia="Poppins"/>
+          <w:i/>
+          <w:sz w:val="18"/>
+          <w:szCs w:val="18"/>
+        </w:rPr>
+      </w:pPr>
+      <w:r>
+        <w:rPr>
+          <w:rFonts w:ascii="Poppins" w:hAnsi="Poppins" w:cs="Poppins" w:eastAsia="Poppins"/>
           <w:i/>
           <w:sz w:val="18"/>
           <w:szCs w:val="18"/>
@@ -892,15 +892,15 @@
         <w:contextualSpacing/>
         <w:jc w:val="both"/>
         <w:rPr>
-          <w:rFonts w:ascii="Poppins" w:hAnsi="Poppins" w:cs="Poppins"/>
-          <w:i/>
-          <w:sz w:val="18"/>
-          <w:szCs w:val="18"/>
-        </w:rPr>
-      </w:pPr>
-      <w:r>
-        <w:rPr>
-          <w:rFonts w:ascii="Poppins" w:hAnsi="Poppins" w:cs="Poppins"/>
+          <w:rFonts w:ascii="Poppins" w:hAnsi="Poppins" w:cs="Poppins" w:eastAsia="Poppins"/>
+          <w:i/>
+          <w:sz w:val="18"/>
+          <w:szCs w:val="18"/>
+        </w:rPr>
+      </w:pPr>
+      <w:r>
+        <w:rPr>
+          <w:rFonts w:ascii="Poppins" w:hAnsi="Poppins" w:cs="Poppins" w:eastAsia="Poppins"/>
           <w:i/>
           <w:sz w:val="18"/>
           <w:szCs w:val="18"/>
@@ -915,15 +915,15 @@
         <w:contextualSpacing/>
         <w:jc w:val="both"/>
         <w:rPr>
-          <w:rFonts w:ascii="Poppins" w:hAnsi="Poppins" w:cs="Poppins"/>
-          <w:i/>
-          <w:sz w:val="18"/>
-          <w:szCs w:val="18"/>
-        </w:rPr>
-      </w:pPr>
-      <w:r>
-        <w:rPr>
-          <w:rFonts w:ascii="Poppins" w:hAnsi="Poppins" w:cs="Poppins"/>
+          <w:rFonts w:ascii="Poppins" w:hAnsi="Poppins" w:cs="Poppins" w:eastAsia="Poppins"/>
+          <w:i/>
+          <w:sz w:val="18"/>
+          <w:szCs w:val="18"/>
+        </w:rPr>
+      </w:pPr>
+      <w:r>
+        <w:rPr>
+          <w:rFonts w:ascii="Poppins" w:hAnsi="Poppins" w:cs="Poppins" w:eastAsia="Poppins"/>
           <w:i/>
           <w:sz w:val="18"/>
           <w:szCs w:val="18"/>
@@ -938,15 +938,15 @@
         <w:contextualSpacing/>
         <w:jc w:val="both"/>
         <w:rPr>
-          <w:rFonts w:ascii="Poppins" w:hAnsi="Poppins" w:cs="Poppins"/>
-          <w:i/>
-          <w:sz w:val="18"/>
-          <w:szCs w:val="18"/>
-        </w:rPr>
-      </w:pPr>
-      <w:r>
-        <w:rPr>
-          <w:rFonts w:ascii="Poppins" w:hAnsi="Poppins" w:cs="Poppins"/>
+          <w:rFonts w:ascii="Poppins" w:hAnsi="Poppins" w:cs="Poppins" w:eastAsia="Poppins"/>
+          <w:i/>
+          <w:sz w:val="18"/>
+          <w:szCs w:val="18"/>
+        </w:rPr>
+      </w:pPr>
+      <w:r>
+        <w:rPr>
+          <w:rFonts w:ascii="Poppins" w:hAnsi="Poppins" w:cs="Poppins" w:eastAsia="Poppins"/>
           <w:i/>
           <w:sz w:val="18"/>
           <w:szCs w:val="18"/>
@@ -961,15 +961,15 @@
         <w:contextualSpacing/>
         <w:jc w:val="both"/>
         <w:rPr>
-          <w:rFonts w:ascii="Poppins" w:hAnsi="Poppins" w:cs="Poppins"/>
-          <w:i/>
-          <w:sz w:val="18"/>
-          <w:szCs w:val="18"/>
-        </w:rPr>
-      </w:pPr>
-      <w:r>
-        <w:rPr>
-          <w:rFonts w:ascii="Poppins" w:hAnsi="Poppins" w:cs="Poppins"/>
+          <w:rFonts w:ascii="Poppins" w:hAnsi="Poppins" w:cs="Poppins" w:eastAsia="Poppins"/>
+          <w:i/>
+          <w:sz w:val="18"/>
+          <w:szCs w:val="18"/>
+        </w:rPr>
+      </w:pPr>
+      <w:r>
+        <w:rPr>
+          <w:rFonts w:ascii="Poppins" w:hAnsi="Poppins" w:cs="Poppins" w:eastAsia="Poppins"/>
           <w:b/>
           <w:bCs/>
           <w:i/>
@@ -981,7 +981,7 @@
       <w:hyperlink r:id="rId8" w:anchor="lbj11id833c" w:history="1"/>
       <w:r>
         <w:rPr>
-          <w:rFonts w:ascii="Poppins" w:hAnsi="Poppins" w:cs="Poppins"/>
+          <w:rFonts w:ascii="Poppins" w:hAnsi="Poppins" w:cs="Poppins" w:eastAsia="Poppins"/>
           <w:b/>
           <w:bCs/>
           <w:i/>
@@ -992,7 +992,7 @@
       </w:r>
       <w:r>
         <w:rPr>
-          <w:rFonts w:ascii="Poppins" w:hAnsi="Poppins" w:cs="Poppins"/>
+          <w:rFonts w:ascii="Poppins" w:hAnsi="Poppins" w:cs="Poppins" w:eastAsia="Poppins"/>
           <w:i/>
           <w:sz w:val="18"/>
           <w:szCs w:val="18"/>
@@ -1002,7 +1002,7 @@
       <w:proofErr w:type="spellStart"/>
       <w:r>
         <w:rPr>
-          <w:rFonts w:ascii="Poppins" w:hAnsi="Poppins" w:cs="Poppins"/>
+          <w:rFonts w:ascii="Poppins" w:hAnsi="Poppins" w:cs="Poppins" w:eastAsia="Poppins"/>
           <w:i/>
           <w:sz w:val="18"/>
           <w:szCs w:val="18"/>
@@ -1012,7 +1012,7 @@
       <w:proofErr w:type="spellEnd"/>
       <w:r>
         <w:rPr>
-          <w:rFonts w:ascii="Poppins" w:hAnsi="Poppins" w:cs="Poppins"/>
+          <w:rFonts w:ascii="Poppins" w:hAnsi="Poppins" w:cs="Poppins" w:eastAsia="Poppins"/>
           <w:i/>
           <w:sz w:val="18"/>
           <w:szCs w:val="18"/>
@@ -1027,15 +1027,15 @@
         <w:contextualSpacing/>
         <w:jc w:val="both"/>
         <w:rPr>
-          <w:rFonts w:ascii="Poppins" w:hAnsi="Poppins" w:cs="Poppins"/>
-          <w:i/>
-          <w:sz w:val="18"/>
-          <w:szCs w:val="18"/>
-        </w:rPr>
-      </w:pPr>
-      <w:r>
-        <w:rPr>
-          <w:rFonts w:ascii="Poppins" w:hAnsi="Poppins" w:cs="Poppins"/>
+          <w:rFonts w:ascii="Poppins" w:hAnsi="Poppins" w:cs="Poppins" w:eastAsia="Poppins"/>
+          <w:i/>
+          <w:sz w:val="18"/>
+          <w:szCs w:val="18"/>
+        </w:rPr>
+      </w:pPr>
+      <w:r>
+        <w:rPr>
+          <w:rFonts w:ascii="Poppins" w:hAnsi="Poppins" w:cs="Poppins" w:eastAsia="Poppins"/>
           <w:i/>
           <w:iCs/>
           <w:sz w:val="18"/>
@@ -1045,7 +1045,7 @@
       </w:r>
       <w:r>
         <w:rPr>
-          <w:rFonts w:ascii="Poppins" w:hAnsi="Poppins" w:cs="Poppins"/>
+          <w:rFonts w:ascii="Poppins" w:hAnsi="Poppins" w:cs="Poppins" w:eastAsia="Poppins"/>
           <w:i/>
           <w:sz w:val="18"/>
           <w:szCs w:val="18"/>
@@ -1060,15 +1060,15 @@
         <w:contextualSpacing/>
         <w:jc w:val="both"/>
         <w:rPr>
-          <w:rFonts w:ascii="Poppins" w:hAnsi="Poppins" w:cs="Poppins"/>
-          <w:i/>
-          <w:sz w:val="18"/>
-          <w:szCs w:val="18"/>
-        </w:rPr>
-      </w:pPr>
-      <w:r>
-        <w:rPr>
-          <w:rFonts w:ascii="Poppins" w:hAnsi="Poppins" w:cs="Poppins"/>
+          <w:rFonts w:ascii="Poppins" w:hAnsi="Poppins" w:cs="Poppins" w:eastAsia="Poppins"/>
+          <w:i/>
+          <w:sz w:val="18"/>
+          <w:szCs w:val="18"/>
+        </w:rPr>
+      </w:pPr>
+      <w:r>
+        <w:rPr>
+          <w:rFonts w:ascii="Poppins" w:hAnsi="Poppins" w:cs="Poppins" w:eastAsia="Poppins"/>
           <w:i/>
           <w:iCs/>
           <w:sz w:val="18"/>
@@ -1078,7 +1078,7 @@
       </w:r>
       <w:r>
         <w:rPr>
-          <w:rFonts w:ascii="Poppins" w:hAnsi="Poppins" w:cs="Poppins"/>
+          <w:rFonts w:ascii="Poppins" w:hAnsi="Poppins" w:cs="Poppins" w:eastAsia="Poppins"/>
           <w:i/>
           <w:sz w:val="18"/>
           <w:szCs w:val="18"/>
@@ -1092,15 +1092,15 @@
         <w:contextualSpacing/>
         <w:jc w:val="both"/>
         <w:rPr>
-          <w:rFonts w:ascii="Poppins" w:hAnsi="Poppins" w:cs="Poppins"/>
-          <w:i/>
-          <w:sz w:val="18"/>
-          <w:szCs w:val="18"/>
-        </w:rPr>
-      </w:pPr>
-      <w:r>
-        <w:rPr>
-          <w:rFonts w:ascii="Poppins" w:hAnsi="Poppins" w:cs="Poppins"/>
+          <w:rFonts w:ascii="Poppins" w:hAnsi="Poppins" w:cs="Poppins" w:eastAsia="Poppins"/>
+          <w:i/>
+          <w:sz w:val="18"/>
+          <w:szCs w:val="18"/>
+        </w:rPr>
+      </w:pPr>
+      <w:r>
+        <w:rPr>
+          <w:rFonts w:ascii="Poppins" w:hAnsi="Poppins" w:cs="Poppins" w:eastAsia="Poppins"/>
           <w:i/>
           <w:sz w:val="18"/>
           <w:szCs w:val="18"/>
@@ -1115,15 +1115,15 @@
         <w:contextualSpacing/>
         <w:jc w:val="both"/>
         <w:rPr>
-          <w:rFonts w:ascii="Poppins" w:hAnsi="Poppins" w:cs="Poppins"/>
-          <w:i/>
-          <w:sz w:val="18"/>
-          <w:szCs w:val="18"/>
-        </w:rPr>
-      </w:pPr>
-      <w:r>
-        <w:rPr>
-          <w:rFonts w:ascii="Poppins" w:hAnsi="Poppins" w:cs="Poppins"/>
+          <w:rFonts w:ascii="Poppins" w:hAnsi="Poppins" w:cs="Poppins" w:eastAsia="Poppins"/>
+          <w:i/>
+          <w:sz w:val="18"/>
+          <w:szCs w:val="18"/>
+        </w:rPr>
+      </w:pPr>
+      <w:r>
+        <w:rPr>
+          <w:rFonts w:ascii="Poppins" w:hAnsi="Poppins" w:cs="Poppins" w:eastAsia="Poppins"/>
           <w:i/>
           <w:sz w:val="18"/>
           <w:szCs w:val="18"/>
@@ -1132,7 +1132,7 @@
       </w:r>
       <w:r>
         <w:rPr>
-          <w:rFonts w:ascii="Poppins" w:hAnsi="Poppins" w:cs="Poppins"/>
+          <w:rFonts w:ascii="Poppins" w:hAnsi="Poppins" w:cs="Poppins" w:eastAsia="Poppins"/>
           <w:i/>
           <w:iCs/>
           <w:sz w:val="18"/>
@@ -1142,7 +1142,7 @@
       </w:r>
       <w:r>
         <w:rPr>
-          <w:rFonts w:ascii="Poppins" w:hAnsi="Poppins" w:cs="Poppins"/>
+          <w:rFonts w:ascii="Poppins" w:hAnsi="Poppins" w:cs="Poppins" w:eastAsia="Poppins"/>
           <w:i/>
           <w:sz w:val="18"/>
           <w:szCs w:val="18"/>
@@ -1157,15 +1157,15 @@
         <w:contextualSpacing/>
         <w:jc w:val="both"/>
         <w:rPr>
-          <w:rFonts w:ascii="Poppins" w:hAnsi="Poppins" w:cs="Poppins"/>
-          <w:i/>
-          <w:sz w:val="18"/>
-          <w:szCs w:val="18"/>
-        </w:rPr>
-      </w:pPr>
-      <w:r>
-        <w:rPr>
-          <w:rFonts w:ascii="Poppins" w:hAnsi="Poppins" w:cs="Poppins"/>
+          <w:rFonts w:ascii="Poppins" w:hAnsi="Poppins" w:cs="Poppins" w:eastAsia="Poppins"/>
+          <w:i/>
+          <w:sz w:val="18"/>
+          <w:szCs w:val="18"/>
+        </w:rPr>
+      </w:pPr>
+      <w:r>
+        <w:rPr>
+          <w:rFonts w:ascii="Poppins" w:hAnsi="Poppins" w:cs="Poppins" w:eastAsia="Poppins"/>
           <w:i/>
           <w:iCs/>
           <w:sz w:val="18"/>
@@ -1175,7 +1175,7 @@
       </w:r>
       <w:r>
         <w:rPr>
-          <w:rFonts w:ascii="Poppins" w:hAnsi="Poppins" w:cs="Poppins"/>
+          <w:rFonts w:ascii="Poppins" w:hAnsi="Poppins" w:cs="Poppins" w:eastAsia="Poppins"/>
           <w:i/>
           <w:sz w:val="18"/>
           <w:szCs w:val="18"/>
@@ -1190,15 +1190,15 @@
         <w:contextualSpacing/>
         <w:jc w:val="both"/>
         <w:rPr>
-          <w:rFonts w:ascii="Poppins" w:hAnsi="Poppins" w:cs="Poppins"/>
-          <w:i/>
-          <w:sz w:val="18"/>
-          <w:szCs w:val="18"/>
-        </w:rPr>
-      </w:pPr>
-      <w:r>
-        <w:rPr>
-          <w:rFonts w:ascii="Poppins" w:hAnsi="Poppins" w:cs="Poppins"/>
+          <w:rFonts w:ascii="Poppins" w:hAnsi="Poppins" w:cs="Poppins" w:eastAsia="Poppins"/>
+          <w:i/>
+          <w:sz w:val="18"/>
+          <w:szCs w:val="18"/>
+        </w:rPr>
+      </w:pPr>
+      <w:r>
+        <w:rPr>
+          <w:rFonts w:ascii="Poppins" w:hAnsi="Poppins" w:cs="Poppins" w:eastAsia="Poppins"/>
           <w:i/>
           <w:iCs/>
           <w:sz w:val="18"/>
@@ -1208,7 +1208,7 @@
       </w:r>
       <w:r>
         <w:rPr>
-          <w:rFonts w:ascii="Poppins" w:hAnsi="Poppins" w:cs="Poppins"/>
+          <w:rFonts w:ascii="Poppins" w:hAnsi="Poppins" w:cs="Poppins" w:eastAsia="Poppins"/>
           <w:i/>
           <w:sz w:val="18"/>
           <w:szCs w:val="18"/>
@@ -1223,15 +1223,15 @@
         <w:contextualSpacing/>
         <w:jc w:val="both"/>
         <w:rPr>
-          <w:rFonts w:ascii="Poppins" w:hAnsi="Poppins" w:cs="Poppins"/>
-          <w:i/>
-          <w:sz w:val="18"/>
-          <w:szCs w:val="18"/>
-        </w:rPr>
-      </w:pPr>
-      <w:r>
-        <w:rPr>
-          <w:rFonts w:ascii="Poppins" w:hAnsi="Poppins" w:cs="Poppins"/>
+          <w:rFonts w:ascii="Poppins" w:hAnsi="Poppins" w:cs="Poppins" w:eastAsia="Poppins"/>
+          <w:i/>
+          <w:sz w:val="18"/>
+          <w:szCs w:val="18"/>
+        </w:rPr>
+      </w:pPr>
+      <w:r>
+        <w:rPr>
+          <w:rFonts w:ascii="Poppins" w:hAnsi="Poppins" w:cs="Poppins" w:eastAsia="Poppins"/>
           <w:i/>
           <w:iCs/>
           <w:sz w:val="18"/>
@@ -1241,7 +1241,7 @@
       </w:r>
       <w:r>
         <w:rPr>
-          <w:rFonts w:ascii="Poppins" w:hAnsi="Poppins" w:cs="Poppins"/>
+          <w:rFonts w:ascii="Poppins" w:hAnsi="Poppins" w:cs="Poppins" w:eastAsia="Poppins"/>
           <w:i/>
           <w:sz w:val="18"/>
           <w:szCs w:val="18"/>
@@ -1256,15 +1256,15 @@
         <w:contextualSpacing/>
         <w:jc w:val="both"/>
         <w:rPr>
-          <w:rFonts w:ascii="Poppins" w:hAnsi="Poppins" w:cs="Poppins"/>
-          <w:i/>
-          <w:sz w:val="18"/>
-          <w:szCs w:val="18"/>
-        </w:rPr>
-      </w:pPr>
-      <w:r>
-        <w:rPr>
-          <w:rFonts w:ascii="Poppins" w:hAnsi="Poppins" w:cs="Poppins"/>
+          <w:rFonts w:ascii="Poppins" w:hAnsi="Poppins" w:cs="Poppins" w:eastAsia="Poppins"/>
+          <w:i/>
+          <w:sz w:val="18"/>
+          <w:szCs w:val="18"/>
+        </w:rPr>
+      </w:pPr>
+      <w:r>
+        <w:rPr>
+          <w:rFonts w:ascii="Poppins" w:hAnsi="Poppins" w:cs="Poppins" w:eastAsia="Poppins"/>
           <w:i/>
           <w:iCs/>
           <w:sz w:val="18"/>
@@ -1274,7 +1274,7 @@
       </w:r>
       <w:r>
         <w:rPr>
-          <w:rFonts w:ascii="Poppins" w:hAnsi="Poppins" w:cs="Poppins"/>
+          <w:rFonts w:ascii="Poppins" w:hAnsi="Poppins" w:cs="Poppins" w:eastAsia="Poppins"/>
           <w:i/>
           <w:sz w:val="18"/>
           <w:szCs w:val="18"/>
@@ -1289,15 +1289,15 @@
         <w:contextualSpacing/>
         <w:jc w:val="both"/>
         <w:rPr>
-          <w:rFonts w:ascii="Poppins" w:hAnsi="Poppins" w:cs="Poppins"/>
-          <w:i/>
-          <w:sz w:val="18"/>
-          <w:szCs w:val="18"/>
-        </w:rPr>
-      </w:pPr>
-      <w:r>
-        <w:rPr>
-          <w:rFonts w:ascii="Poppins" w:hAnsi="Poppins" w:cs="Poppins"/>
+          <w:rFonts w:ascii="Poppins" w:hAnsi="Poppins" w:cs="Poppins" w:eastAsia="Poppins"/>
+          <w:i/>
+          <w:sz w:val="18"/>
+          <w:szCs w:val="18"/>
+        </w:rPr>
+      </w:pPr>
+      <w:r>
+        <w:rPr>
+          <w:rFonts w:ascii="Poppins" w:hAnsi="Poppins" w:cs="Poppins" w:eastAsia="Poppins"/>
           <w:i/>
           <w:iCs/>
           <w:sz w:val="18"/>
@@ -1307,7 +1307,7 @@
       </w:r>
       <w:r>
         <w:rPr>
-          <w:rFonts w:ascii="Poppins" w:hAnsi="Poppins" w:cs="Poppins"/>
+          <w:rFonts w:ascii="Poppins" w:hAnsi="Poppins" w:cs="Poppins" w:eastAsia="Poppins"/>
           <w:i/>
           <w:sz w:val="18"/>
           <w:szCs w:val="18"/>
@@ -1316,7 +1316,7 @@
       </w:r>
       <w:r>
         <w:rPr>
-          <w:rFonts w:ascii="Poppins" w:hAnsi="Poppins" w:cs="Poppins"/>
+          <w:rFonts w:ascii="Poppins" w:hAnsi="Poppins" w:cs="Poppins" w:eastAsia="Poppins"/>
           <w:i/>
           <w:sz w:val="18"/>
           <w:szCs w:val="18"/>
@@ -1325,7 +1325,7 @@
       </w:r>
       <w:r>
         <w:rPr>
-          <w:rFonts w:ascii="Poppins" w:hAnsi="Poppins" w:cs="Poppins"/>
+          <w:rFonts w:ascii="Poppins" w:hAnsi="Poppins" w:cs="Poppins" w:eastAsia="Poppins"/>
           <w:i/>
           <w:sz w:val="18"/>
           <w:szCs w:val="18"/>
@@ -1340,15 +1340,15 @@
         <w:contextualSpacing/>
         <w:jc w:val="both"/>
         <w:rPr>
-          <w:rFonts w:ascii="Poppins" w:hAnsi="Poppins" w:cs="Poppins"/>
-          <w:i/>
-          <w:sz w:val="18"/>
-          <w:szCs w:val="18"/>
-        </w:rPr>
-      </w:pPr>
-      <w:r>
-        <w:rPr>
-          <w:rFonts w:ascii="Poppins" w:hAnsi="Poppins" w:cs="Poppins"/>
+          <w:rFonts w:ascii="Poppins" w:hAnsi="Poppins" w:cs="Poppins" w:eastAsia="Poppins"/>
+          <w:i/>
+          <w:sz w:val="18"/>
+          <w:szCs w:val="18"/>
+        </w:rPr>
+      </w:pPr>
+      <w:r>
+        <w:rPr>
+          <w:rFonts w:ascii="Poppins" w:hAnsi="Poppins" w:cs="Poppins" w:eastAsia="Poppins"/>
           <w:i/>
           <w:sz w:val="18"/>
           <w:szCs w:val="18"/>
@@ -1357,7 +1357,7 @@
       </w:r>
       <w:r>
         <w:rPr>
-          <w:rFonts w:ascii="Poppins" w:hAnsi="Poppins" w:cs="Poppins"/>
+          <w:rFonts w:ascii="Poppins" w:hAnsi="Poppins" w:cs="Poppins" w:eastAsia="Poppins"/>
           <w:i/>
           <w:sz w:val="18"/>
           <w:szCs w:val="18"/>
@@ -1373,15 +1373,15 @@
         <w:contextualSpacing/>
         <w:jc w:val="both"/>
         <w:rPr>
-          <w:rFonts w:ascii="Poppins" w:hAnsi="Poppins" w:cs="Poppins"/>
-          <w:i/>
-          <w:sz w:val="18"/>
-          <w:szCs w:val="18"/>
-        </w:rPr>
-      </w:pPr>
-      <w:r>
-        <w:rPr>
-          <w:rFonts w:ascii="Poppins" w:hAnsi="Poppins" w:cs="Poppins"/>
+          <w:rFonts w:ascii="Poppins" w:hAnsi="Poppins" w:cs="Poppins" w:eastAsia="Poppins"/>
+          <w:i/>
+          <w:sz w:val="18"/>
+          <w:szCs w:val="18"/>
+        </w:rPr>
+      </w:pPr>
+      <w:r>
+        <w:rPr>
+          <w:rFonts w:ascii="Poppins" w:hAnsi="Poppins" w:cs="Poppins" w:eastAsia="Poppins"/>
           <w:i/>
           <w:sz w:val="18"/>
           <w:szCs w:val="18"/>
@@ -1396,15 +1396,15 @@
         <w:contextualSpacing/>
         <w:jc w:val="both"/>
         <w:rPr>
-          <w:rFonts w:ascii="Poppins" w:hAnsi="Poppins" w:cs="Poppins"/>
-          <w:i/>
-          <w:sz w:val="18"/>
-          <w:szCs w:val="18"/>
-        </w:rPr>
-      </w:pPr>
-      <w:r>
-        <w:rPr>
-          <w:rFonts w:ascii="Poppins" w:hAnsi="Poppins" w:cs="Poppins"/>
+          <w:rFonts w:ascii="Poppins" w:hAnsi="Poppins" w:cs="Poppins" w:eastAsia="Poppins"/>
+          <w:i/>
+          <w:sz w:val="18"/>
+          <w:szCs w:val="18"/>
+        </w:rPr>
+      </w:pPr>
+      <w:r>
+        <w:rPr>
+          <w:rFonts w:ascii="Poppins" w:hAnsi="Poppins" w:cs="Poppins" w:eastAsia="Poppins"/>
           <w:i/>
           <w:iCs/>
           <w:sz w:val="18"/>
@@ -1414,7 +1414,7 @@
       </w:r>
       <w:r>
         <w:rPr>
-          <w:rFonts w:ascii="Poppins" w:hAnsi="Poppins" w:cs="Poppins"/>
+          <w:rFonts w:ascii="Poppins" w:hAnsi="Poppins" w:cs="Poppins" w:eastAsia="Poppins"/>
           <w:i/>
           <w:sz w:val="18"/>
           <w:szCs w:val="18"/>
@@ -1429,15 +1429,15 @@
         <w:contextualSpacing/>
         <w:jc w:val="both"/>
         <w:rPr>
-          <w:rFonts w:ascii="Poppins" w:hAnsi="Poppins" w:cs="Poppins"/>
-          <w:i/>
-          <w:sz w:val="18"/>
-          <w:szCs w:val="18"/>
-        </w:rPr>
-      </w:pPr>
-      <w:r>
-        <w:rPr>
-          <w:rFonts w:ascii="Poppins" w:hAnsi="Poppins" w:cs="Poppins"/>
+          <w:rFonts w:ascii="Poppins" w:hAnsi="Poppins" w:cs="Poppins" w:eastAsia="Poppins"/>
+          <w:i/>
+          <w:sz w:val="18"/>
+          <w:szCs w:val="18"/>
+        </w:rPr>
+      </w:pPr>
+      <w:r>
+        <w:rPr>
+          <w:rFonts w:ascii="Poppins" w:hAnsi="Poppins" w:cs="Poppins" w:eastAsia="Poppins"/>
           <w:i/>
           <w:iCs/>
           <w:sz w:val="18"/>
@@ -1447,7 +1447,7 @@
       </w:r>
       <w:r>
         <w:rPr>
-          <w:rFonts w:ascii="Poppins" w:hAnsi="Poppins" w:cs="Poppins"/>
+          <w:rFonts w:ascii="Poppins" w:hAnsi="Poppins" w:cs="Poppins" w:eastAsia="Poppins"/>
           <w:i/>
           <w:sz w:val="18"/>
           <w:szCs w:val="18"/>
@@ -1462,15 +1462,15 @@
         <w:contextualSpacing/>
         <w:jc w:val="both"/>
         <w:rPr>
-          <w:rFonts w:ascii="Poppins" w:hAnsi="Poppins" w:cs="Poppins"/>
-          <w:i/>
-          <w:sz w:val="18"/>
-          <w:szCs w:val="18"/>
-        </w:rPr>
-      </w:pPr>
-      <w:r>
-        <w:rPr>
-          <w:rFonts w:ascii="Poppins" w:hAnsi="Poppins" w:cs="Poppins"/>
+          <w:rFonts w:ascii="Poppins" w:hAnsi="Poppins" w:cs="Poppins" w:eastAsia="Poppins"/>
+          <w:i/>
+          <w:sz w:val="18"/>
+          <w:szCs w:val="18"/>
+        </w:rPr>
+      </w:pPr>
+      <w:r>
+        <w:rPr>
+          <w:rFonts w:ascii="Poppins" w:hAnsi="Poppins" w:cs="Poppins" w:eastAsia="Poppins"/>
           <w:i/>
           <w:iCs/>
           <w:sz w:val="18"/>
@@ -1480,7 +1480,7 @@
       </w:r>
       <w:r>
         <w:rPr>
-          <w:rFonts w:ascii="Poppins" w:hAnsi="Poppins" w:cs="Poppins"/>
+          <w:rFonts w:ascii="Poppins" w:hAnsi="Poppins" w:cs="Poppins" w:eastAsia="Poppins"/>
           <w:i/>
           <w:sz w:val="18"/>
           <w:szCs w:val="18"/>
@@ -1489,7 +1489,7 @@
       </w:r>
       <w:r>
         <w:rPr>
-          <w:rFonts w:ascii="Poppins" w:hAnsi="Poppins" w:cs="Poppins"/>
+          <w:rFonts w:ascii="Poppins" w:hAnsi="Poppins" w:cs="Poppins" w:eastAsia="Poppins"/>
           <w:i/>
           <w:iCs/>
           <w:sz w:val="18"/>
@@ -1499,7 +1499,7 @@
       </w:r>
       <w:r>
         <w:rPr>
-          <w:rFonts w:ascii="Poppins" w:hAnsi="Poppins" w:cs="Poppins"/>
+          <w:rFonts w:ascii="Poppins" w:hAnsi="Poppins" w:cs="Poppins" w:eastAsia="Poppins"/>
           <w:i/>
           <w:sz w:val="18"/>
           <w:szCs w:val="18"/>
@@ -1508,7 +1508,7 @@
       </w:r>
       <w:r>
         <w:rPr>
-          <w:rFonts w:ascii="Poppins" w:hAnsi="Poppins" w:cs="Poppins"/>
+          <w:rFonts w:ascii="Poppins" w:hAnsi="Poppins" w:cs="Poppins" w:eastAsia="Poppins"/>
           <w:i/>
           <w:sz w:val="18"/>
           <w:szCs w:val="18"/>
@@ -1517,7 +1517,7 @@
       </w:r>
       <w:r>
         <w:rPr>
-          <w:rFonts w:ascii="Poppins" w:hAnsi="Poppins" w:cs="Poppins"/>
+          <w:rFonts w:ascii="Poppins" w:hAnsi="Poppins" w:cs="Poppins" w:eastAsia="Poppins"/>
           <w:i/>
           <w:sz w:val="18"/>
           <w:szCs w:val="18"/>
@@ -1532,15 +1532,15 @@
         <w:contextualSpacing/>
         <w:jc w:val="both"/>
         <w:rPr>
-          <w:rFonts w:ascii="Poppins" w:hAnsi="Poppins" w:cs="Poppins"/>
-          <w:i/>
-          <w:sz w:val="18"/>
-          <w:szCs w:val="18"/>
-        </w:rPr>
-      </w:pPr>
-      <w:r>
-        <w:rPr>
-          <w:rFonts w:ascii="Poppins" w:hAnsi="Poppins" w:cs="Poppins"/>
+          <w:rFonts w:ascii="Poppins" w:hAnsi="Poppins" w:cs="Poppins" w:eastAsia="Poppins"/>
+          <w:i/>
+          <w:sz w:val="18"/>
+          <w:szCs w:val="18"/>
+        </w:rPr>
+      </w:pPr>
+      <w:r>
+        <w:rPr>
+          <w:rFonts w:ascii="Poppins" w:hAnsi="Poppins" w:cs="Poppins" w:eastAsia="Poppins"/>
           <w:i/>
           <w:sz w:val="18"/>
           <w:szCs w:val="18"/>
@@ -1554,7 +1554,7 @@
         <w:contextualSpacing/>
         <w:jc w:val="both"/>
         <w:rPr>
-          <w:rFonts w:ascii="Poppins" w:hAnsi="Poppins" w:cs="Poppins"/>
+          <w:rFonts w:ascii="Poppins" w:hAnsi="Poppins" w:cs="Poppins" w:eastAsia="Poppins"/>
           <w:b/>
           <w:bCs/>
           <w:i/>
@@ -1570,15 +1570,15 @@
         <w:contextualSpacing/>
         <w:jc w:val="both"/>
         <w:rPr>
-          <w:rFonts w:ascii="Poppins" w:hAnsi="Poppins" w:cs="Poppins"/>
-          <w:i/>
-          <w:sz w:val="18"/>
-          <w:szCs w:val="18"/>
-        </w:rPr>
-      </w:pPr>
-      <w:r>
-        <w:rPr>
-          <w:rFonts w:ascii="Poppins" w:hAnsi="Poppins" w:cs="Poppins"/>
+          <w:rFonts w:ascii="Poppins" w:hAnsi="Poppins" w:cs="Poppins" w:eastAsia="Poppins"/>
+          <w:i/>
+          <w:sz w:val="18"/>
+          <w:szCs w:val="18"/>
+        </w:rPr>
+      </w:pPr>
+      <w:r>
+        <w:rPr>
+          <w:rFonts w:ascii="Poppins" w:hAnsi="Poppins" w:cs="Poppins" w:eastAsia="Poppins"/>
           <w:b/>
           <w:bCs/>
           <w:i/>
@@ -1589,7 +1589,7 @@
       </w:r>
       <w:r>
         <w:rPr>
-          <w:rFonts w:ascii="Poppins" w:hAnsi="Poppins" w:cs="Poppins"/>
+          <w:rFonts w:ascii="Poppins" w:hAnsi="Poppins" w:cs="Poppins" w:eastAsia="Poppins"/>
           <w:i/>
           <w:sz w:val="18"/>
           <w:szCs w:val="18"/>
@@ -1604,15 +1604,15 @@
         <w:contextualSpacing/>
         <w:jc w:val="both"/>
         <w:rPr>
-          <w:rFonts w:ascii="Poppins" w:hAnsi="Poppins" w:cs="Poppins"/>
-          <w:i/>
-          <w:sz w:val="18"/>
-          <w:szCs w:val="18"/>
-        </w:rPr>
-      </w:pPr>
-      <w:r>
-        <w:rPr>
-          <w:rFonts w:ascii="Poppins" w:hAnsi="Poppins" w:cs="Poppins"/>
+          <w:rFonts w:ascii="Poppins" w:hAnsi="Poppins" w:cs="Poppins" w:eastAsia="Poppins"/>
+          <w:i/>
+          <w:sz w:val="18"/>
+          <w:szCs w:val="18"/>
+        </w:rPr>
+      </w:pPr>
+      <w:r>
+        <w:rPr>
+          <w:rFonts w:ascii="Poppins" w:hAnsi="Poppins" w:cs="Poppins" w:eastAsia="Poppins"/>
           <w:i/>
           <w:sz w:val="18"/>
           <w:szCs w:val="18"/>
@@ -1627,15 +1627,15 @@
         <w:contextualSpacing/>
         <w:jc w:val="both"/>
         <w:rPr>
-          <w:rFonts w:ascii="Poppins" w:hAnsi="Poppins" w:cs="Poppins"/>
-          <w:i/>
-          <w:sz w:val="18"/>
-          <w:szCs w:val="18"/>
-        </w:rPr>
-      </w:pPr>
-      <w:r>
-        <w:rPr>
-          <w:rFonts w:ascii="Poppins" w:hAnsi="Poppins" w:cs="Poppins"/>
+          <w:rFonts w:ascii="Poppins" w:hAnsi="Poppins" w:cs="Poppins" w:eastAsia="Poppins"/>
+          <w:i/>
+          <w:sz w:val="18"/>
+          <w:szCs w:val="18"/>
+        </w:rPr>
+      </w:pPr>
+      <w:r>
+        <w:rPr>
+          <w:rFonts w:ascii="Poppins" w:hAnsi="Poppins" w:cs="Poppins" w:eastAsia="Poppins"/>
           <w:i/>
           <w:sz w:val="18"/>
           <w:szCs w:val="18"/>
@@ -1650,15 +1650,15 @@
         <w:contextualSpacing/>
         <w:jc w:val="both"/>
         <w:rPr>
-          <w:rFonts w:ascii="Poppins" w:hAnsi="Poppins" w:cs="Poppins"/>
-          <w:i/>
-          <w:sz w:val="18"/>
-          <w:szCs w:val="18"/>
-        </w:rPr>
-      </w:pPr>
-      <w:r>
-        <w:rPr>
-          <w:rFonts w:ascii="Poppins" w:hAnsi="Poppins" w:cs="Poppins"/>
+          <w:rFonts w:ascii="Poppins" w:hAnsi="Poppins" w:cs="Poppins" w:eastAsia="Poppins"/>
+          <w:i/>
+          <w:sz w:val="18"/>
+          <w:szCs w:val="18"/>
+        </w:rPr>
+      </w:pPr>
+      <w:r>
+        <w:rPr>
+          <w:rFonts w:ascii="Poppins" w:hAnsi="Poppins" w:cs="Poppins" w:eastAsia="Poppins"/>
           <w:i/>
           <w:sz w:val="18"/>
           <w:szCs w:val="18"/>
@@ -1673,15 +1673,15 @@
         <w:contextualSpacing/>
         <w:jc w:val="both"/>
         <w:rPr>
-          <w:rFonts w:ascii="Poppins" w:hAnsi="Poppins" w:cs="Poppins"/>
-          <w:i/>
-          <w:sz w:val="18"/>
-          <w:szCs w:val="18"/>
-        </w:rPr>
-      </w:pPr>
-      <w:r>
-        <w:rPr>
-          <w:rFonts w:ascii="Poppins" w:hAnsi="Poppins" w:cs="Poppins"/>
+          <w:rFonts w:ascii="Poppins" w:hAnsi="Poppins" w:cs="Poppins" w:eastAsia="Poppins"/>
+          <w:i/>
+          <w:sz w:val="18"/>
+          <w:szCs w:val="18"/>
+        </w:rPr>
+      </w:pPr>
+      <w:r>
+        <w:rPr>
+          <w:rFonts w:ascii="Poppins" w:hAnsi="Poppins" w:cs="Poppins" w:eastAsia="Poppins"/>
           <w:i/>
           <w:sz w:val="18"/>
           <w:szCs w:val="18"/>
@@ -1693,7 +1693,7 @@
       <w:pPr>
         <w:jc w:val="center"/>
         <w:rPr>
-          <w:rFonts w:ascii="Poppins" w:hAnsi="Poppins" w:cs="Poppins"/>
+          <w:rFonts w:ascii="Poppins" w:hAnsi="Poppins" w:cs="Poppins" w:eastAsia="Poppins"/>
           <w:b/>
           <w:sz w:val="18"/>
           <w:szCs w:val="18"/>
@@ -1704,7 +1704,7 @@
       <w:pPr>
         <w:jc w:val="center"/>
         <w:rPr>
-          <w:rFonts w:ascii="Poppins" w:hAnsi="Poppins" w:cs="Poppins"/>
+          <w:rFonts w:ascii="Poppins" w:hAnsi="Poppins" w:cs="Poppins" w:eastAsia="Poppins"/>
           <w:b/>
           <w:sz w:val="18"/>
           <w:szCs w:val="18"/>
@@ -1712,7 +1712,7 @@
       </w:pPr>
       <w:r>
         <w:rPr>
-          <w:rFonts w:ascii="Poppins" w:hAnsi="Poppins" w:cs="Poppins"/>
+          <w:rFonts w:ascii="Poppins" w:hAnsi="Poppins" w:cs="Poppins" w:eastAsia="Poppins"/>
           <w:b/>
           <w:sz w:val="18"/>
           <w:szCs w:val="18"/>
@@ -1724,24 +1724,24 @@
       <w:pPr>
         <w:jc w:val="both"/>
         <w:rPr>
-          <w:rFonts w:ascii="Poppins" w:hAnsi="Poppins" w:cs="Poppins"/>
-          <w:sz w:val="18"/>
-          <w:szCs w:val="18"/>
-        </w:rPr>
-      </w:pPr>
-    </w:p>
-    <w:p>
-      <w:pPr>
-        <w:jc w:val="both"/>
-        <w:rPr>
-          <w:rFonts w:ascii="Poppins" w:hAnsi="Poppins" w:cs="Poppins"/>
-          <w:sz w:val="18"/>
-          <w:szCs w:val="18"/>
-        </w:rPr>
-      </w:pPr>
-      <w:r>
-        <w:rPr>
-          <w:rFonts w:ascii="Poppins" w:hAnsi="Poppins" w:cs="Poppins"/>
+          <w:rFonts w:ascii="Poppins" w:hAnsi="Poppins" w:cs="Poppins" w:eastAsia="Poppins"/>
+          <w:sz w:val="18"/>
+          <w:szCs w:val="18"/>
+        </w:rPr>
+      </w:pPr>
+    </w:p>
+    <w:p>
+      <w:pPr>
+        <w:jc w:val="both"/>
+        <w:rPr>
+          <w:rFonts w:ascii="Poppins" w:hAnsi="Poppins" w:cs="Poppins" w:eastAsia="Poppins"/>
+          <w:sz w:val="18"/>
+          <w:szCs w:val="18"/>
+        </w:rPr>
+      </w:pPr>
+      <w:r>
+        <w:rPr>
+          <w:rFonts w:ascii="Poppins" w:hAnsi="Poppins" w:cs="Poppins" w:eastAsia="Poppins"/>
           <w:sz w:val="18"/>
           <w:szCs w:val="18"/>
         </w:rPr>
@@ -1753,14 +1753,14 @@
         <w:contextualSpacing/>
         <w:jc w:val="both"/>
         <w:rPr>
-          <w:rFonts w:ascii="Poppins" w:hAnsi="Poppins" w:cs="Poppins"/>
-          <w:sz w:val="18"/>
-          <w:szCs w:val="18"/>
-        </w:rPr>
-      </w:pPr>
-      <w:r>
-        <w:rPr>
-          <w:rFonts w:ascii="Poppins" w:hAnsi="Poppins" w:cs="Poppins"/>
+          <w:rFonts w:ascii="Poppins" w:hAnsi="Poppins" w:cs="Poppins" w:eastAsia="Poppins"/>
+          <w:sz w:val="18"/>
+          <w:szCs w:val="18"/>
+        </w:rPr>
+      </w:pPr>
+      <w:r>
+        <w:rPr>
+          <w:rFonts w:ascii="Poppins" w:hAnsi="Poppins" w:cs="Poppins" w:eastAsia="Poppins"/>
           <w:sz w:val="18"/>
           <w:szCs w:val="18"/>
         </w:rPr>
@@ -1768,7 +1768,7 @@
       </w:r>
       <w:r>
         <w:rPr>
-          <w:rFonts w:ascii="Poppins" w:hAnsi="Poppins" w:cs="Poppins"/>
+          <w:rFonts w:ascii="Poppins" w:hAnsi="Poppins" w:cs="Poppins" w:eastAsia="Poppins"/>
           <w:sz w:val="18"/>
           <w:szCs w:val="18"/>
         </w:rPr>
@@ -1776,7 +1776,7 @@
       </w:r>
       <w:r>
         <w:rPr>
-          <w:rFonts w:ascii="Poppins" w:hAnsi="Poppins" w:cs="Poppins"/>
+          <w:rFonts w:ascii="Poppins" w:hAnsi="Poppins" w:cs="Poppins" w:eastAsia="Poppins"/>
           <w:sz w:val="18"/>
           <w:szCs w:val="18"/>
         </w:rPr>
@@ -1788,14 +1788,14 @@
         <w:contextualSpacing/>
         <w:jc w:val="both"/>
         <w:rPr>
-          <w:rFonts w:ascii="Poppins" w:hAnsi="Poppins" w:cs="Poppins"/>
-          <w:sz w:val="18"/>
-          <w:szCs w:val="18"/>
-        </w:rPr>
-      </w:pPr>
-      <w:r>
-        <w:rPr>
-          <w:rFonts w:ascii="Poppins" w:hAnsi="Poppins" w:cs="Poppins"/>
+          <w:rFonts w:ascii="Poppins" w:hAnsi="Poppins" w:cs="Poppins" w:eastAsia="Poppins"/>
+          <w:sz w:val="18"/>
+          <w:szCs w:val="18"/>
+        </w:rPr>
+      </w:pPr>
+      <w:r>
+        <w:rPr>
+          <w:rFonts w:ascii="Poppins" w:hAnsi="Poppins" w:cs="Poppins" w:eastAsia="Poppins"/>
           <w:sz w:val="18"/>
           <w:szCs w:val="18"/>
         </w:rPr>
@@ -1807,7 +1807,7 @@
         <w:contextualSpacing/>
         <w:jc w:val="both"/>
         <w:rPr>
-          <w:rFonts w:ascii="Poppins" w:hAnsi="Poppins" w:cs="Poppins"/>
+          <w:rFonts w:ascii="Poppins" w:hAnsi="Poppins" w:cs="Poppins" w:eastAsia="Poppins"/>
           <w:color w:val="000000"/>
           <w:sz w:val="18"/>
           <w:szCs w:val="18"/>
@@ -1815,7 +1815,7 @@
       </w:pPr>
       <w:r>
         <w:rPr>
-          <w:rFonts w:ascii="Poppins" w:hAnsi="Poppins" w:cs="Poppins"/>
+          <w:rFonts w:ascii="Poppins" w:hAnsi="Poppins" w:cs="Poppins" w:eastAsia="Poppins"/>
           <w:sz w:val="18"/>
           <w:szCs w:val="18"/>
         </w:rPr>
@@ -1823,7 +1823,7 @@
       </w:r>
       <w:r>
         <w:rPr>
-          <w:rFonts w:ascii="Poppins" w:hAnsi="Poppins" w:cs="Poppins"/>
+          <w:rFonts w:ascii="Poppins" w:hAnsi="Poppins" w:cs="Poppins" w:eastAsia="Poppins"/>
           <w:color w:val="000000"/>
           <w:sz w:val="18"/>
           <w:szCs w:val="18"/>
@@ -1838,14 +1838,14 @@
         <w:adjustRightInd w:val="0"/>
         <w:jc w:val="both"/>
         <w:rPr>
-          <w:rFonts w:ascii="Poppins" w:hAnsi="Poppins" w:cs="Poppins"/>
-          <w:sz w:val="18"/>
-          <w:szCs w:val="18"/>
-        </w:rPr>
-      </w:pPr>
-      <w:r>
-        <w:rPr>
-          <w:rFonts w:ascii="Poppins" w:hAnsi="Poppins" w:cs="Poppins"/>
+          <w:rFonts w:ascii="Poppins" w:hAnsi="Poppins" w:cs="Poppins" w:eastAsia="Poppins"/>
+          <w:sz w:val="18"/>
+          <w:szCs w:val="18"/>
+        </w:rPr>
+      </w:pPr>
+      <w:r>
+        <w:rPr>
+          <w:rFonts w:ascii="Poppins" w:hAnsi="Poppins" w:cs="Poppins" w:eastAsia="Poppins"/>
           <w:sz w:val="18"/>
           <w:szCs w:val="18"/>
         </w:rPr>
@@ -1859,14 +1859,14 @@
         <w:adjustRightInd w:val="0"/>
         <w:jc w:val="both"/>
         <w:rPr>
-          <w:rFonts w:ascii="Poppins" w:hAnsi="Poppins" w:cs="Poppins"/>
-          <w:sz w:val="18"/>
-          <w:szCs w:val="18"/>
-        </w:rPr>
-      </w:pPr>
-      <w:r>
-        <w:rPr>
-          <w:rFonts w:ascii="Poppins" w:hAnsi="Poppins" w:cs="Poppins"/>
+          <w:rFonts w:ascii="Poppins" w:hAnsi="Poppins" w:cs="Poppins" w:eastAsia="Poppins"/>
+          <w:sz w:val="18"/>
+          <w:szCs w:val="18"/>
+        </w:rPr>
+      </w:pPr>
+      <w:r>
+        <w:rPr>
+          <w:rFonts w:ascii="Poppins" w:hAnsi="Poppins" w:cs="Poppins" w:eastAsia="Poppins"/>
           <w:sz w:val="18"/>
           <w:szCs w:val="18"/>
         </w:rPr>
@@ -1880,14 +1880,14 @@
         <w:adjustRightInd w:val="0"/>
         <w:jc w:val="both"/>
         <w:rPr>
-          <w:rFonts w:ascii="Poppins" w:hAnsi="Poppins" w:cs="Poppins"/>
-          <w:sz w:val="18"/>
-          <w:szCs w:val="18"/>
-        </w:rPr>
-      </w:pPr>
-      <w:r>
-        <w:rPr>
-          <w:rFonts w:ascii="Poppins" w:hAnsi="Poppins" w:cs="Poppins"/>
+          <w:rFonts w:ascii="Poppins" w:hAnsi="Poppins" w:cs="Poppins" w:eastAsia="Poppins"/>
+          <w:sz w:val="18"/>
+          <w:szCs w:val="18"/>
+        </w:rPr>
+      </w:pPr>
+      <w:r>
+        <w:rPr>
+          <w:rFonts w:ascii="Poppins" w:hAnsi="Poppins" w:cs="Poppins" w:eastAsia="Poppins"/>
           <w:sz w:val="18"/>
           <w:szCs w:val="18"/>
         </w:rPr>
@@ -1901,14 +1901,14 @@
         <w:adjustRightInd w:val="0"/>
         <w:jc w:val="both"/>
         <w:rPr>
-          <w:rFonts w:ascii="Poppins" w:hAnsi="Poppins" w:cs="Poppins"/>
-          <w:sz w:val="18"/>
-          <w:szCs w:val="18"/>
-        </w:rPr>
-      </w:pPr>
-      <w:r>
-        <w:rPr>
-          <w:rFonts w:ascii="Poppins" w:hAnsi="Poppins" w:cs="Poppins"/>
+          <w:rFonts w:ascii="Poppins" w:hAnsi="Poppins" w:cs="Poppins" w:eastAsia="Poppins"/>
+          <w:sz w:val="18"/>
+          <w:szCs w:val="18"/>
+        </w:rPr>
+      </w:pPr>
+      <w:r>
+        <w:rPr>
+          <w:rFonts w:ascii="Poppins" w:hAnsi="Poppins" w:cs="Poppins" w:eastAsia="Poppins"/>
           <w:sz w:val="18"/>
           <w:szCs w:val="18"/>
         </w:rPr>
@@ -1923,14 +1923,14 @@
         <w:adjustRightInd w:val="0"/>
         <w:jc w:val="both"/>
         <w:rPr>
-          <w:rFonts w:ascii="Poppins" w:hAnsi="Poppins" w:cs="Poppins"/>
-          <w:sz w:val="18"/>
-          <w:szCs w:val="18"/>
-        </w:rPr>
-      </w:pPr>
-      <w:r>
-        <w:rPr>
-          <w:rFonts w:ascii="Poppins" w:hAnsi="Poppins" w:cs="Poppins"/>
+          <w:rFonts w:ascii="Poppins" w:hAnsi="Poppins" w:cs="Poppins" w:eastAsia="Poppins"/>
+          <w:sz w:val="18"/>
+          <w:szCs w:val="18"/>
+        </w:rPr>
+      </w:pPr>
+      <w:r>
+        <w:rPr>
+          <w:rFonts w:ascii="Poppins" w:hAnsi="Poppins" w:cs="Poppins" w:eastAsia="Poppins"/>
           <w:sz w:val="18"/>
           <w:szCs w:val="18"/>
         </w:rPr>
@@ -1944,7 +1944,7 @@
         <w:adjustRightInd w:val="0"/>
         <w:jc w:val="both"/>
         <w:rPr>
-          <w:rFonts w:ascii="Poppins" w:hAnsi="Poppins" w:cs="Poppins"/>
+          <w:rFonts w:ascii="Poppins" w:hAnsi="Poppins" w:cs="Poppins" w:eastAsia="Poppins"/>
           <w:color w:val="000000" w:themeColor="text1"/>
           <w:sz w:val="18"/>
           <w:szCs w:val="18"/>
@@ -1952,7 +1952,7 @@
       </w:pPr>
       <w:r>
         <w:rPr>
-          <w:rFonts w:ascii="Poppins" w:hAnsi="Poppins" w:cs="Poppins"/>
+          <w:rFonts w:ascii="Poppins" w:hAnsi="Poppins" w:cs="Poppins" w:eastAsia="Poppins"/>
           <w:sz w:val="18"/>
           <w:szCs w:val="18"/>
         </w:rPr>
@@ -1960,7 +1960,7 @@
       </w:r>
       <w:r>
         <w:rPr>
-          <w:rFonts w:ascii="Poppins" w:hAnsi="Poppins" w:cs="Poppins"/>
+          <w:rFonts w:ascii="Poppins" w:hAnsi="Poppins" w:cs="Poppins" w:eastAsia="Poppins"/>
           <w:color w:val="000000" w:themeColor="text1"/>
           <w:sz w:val="18"/>
           <w:szCs w:val="18"/>
@@ -1969,7 +1969,7 @@
       </w:r>
       <w:r>
         <w:rPr>
-          <w:rFonts w:ascii="Poppins" w:hAnsi="Poppins" w:cs="Poppins"/>
+          <w:rFonts w:ascii="Poppins" w:hAnsi="Poppins" w:cs="Poppins" w:eastAsia="Poppins"/>
           <w:color w:val="000000" w:themeColor="text1"/>
           <w:sz w:val="18"/>
           <w:szCs w:val="18"/>
@@ -1984,7 +1984,7 @@
         <w:adjustRightInd w:val="0"/>
         <w:jc w:val="both"/>
         <w:rPr>
-          <w:rFonts w:ascii="Poppins" w:hAnsi="Poppins" w:cs="Poppins"/>
+          <w:rFonts w:ascii="Poppins" w:hAnsi="Poppins" w:cs="Poppins" w:eastAsia="Poppins"/>
           <w:color w:val="000000" w:themeColor="text1"/>
           <w:sz w:val="18"/>
           <w:szCs w:val="18"/>
@@ -1992,7 +1992,7 @@
       </w:pPr>
       <w:r>
         <w:rPr>
-          <w:rFonts w:ascii="Poppins" w:hAnsi="Poppins" w:cs="Poppins"/>
+          <w:rFonts w:ascii="Poppins" w:hAnsi="Poppins" w:cs="Poppins" w:eastAsia="Poppins"/>
           <w:color w:val="000000" w:themeColor="text1"/>
           <w:sz w:val="18"/>
           <w:szCs w:val="18"/>
@@ -2007,7 +2007,7 @@
         <w:adjustRightInd w:val="0"/>
         <w:jc w:val="both"/>
         <w:rPr>
-          <w:rFonts w:ascii="Poppins" w:hAnsi="Poppins" w:cs="Poppins"/>
+          <w:rFonts w:ascii="Poppins" w:hAnsi="Poppins" w:cs="Poppins" w:eastAsia="Poppins"/>
           <w:color w:val="FF0000"/>
           <w:sz w:val="18"/>
           <w:szCs w:val="18"/>
@@ -2021,7 +2021,7 @@
         <w:adjustRightInd w:val="0"/>
         <w:jc w:val="both"/>
         <w:rPr>
-          <w:rFonts w:ascii="Poppins" w:hAnsi="Poppins" w:cs="Poppins"/>
+          <w:rFonts w:ascii="Poppins" w:hAnsi="Poppins" w:cs="Poppins" w:eastAsia="Poppins"/>
           <w:color w:val="000000" w:themeColor="text1"/>
           <w:sz w:val="18"/>
           <w:szCs w:val="18"/>
@@ -2029,7 +2029,7 @@
       </w:pPr>
       <w:r>
         <w:rPr>
-          <w:rFonts w:ascii="Poppins" w:hAnsi="Poppins" w:cs="Poppins"/>
+          <w:rFonts w:ascii="Poppins" w:hAnsi="Poppins" w:cs="Poppins" w:eastAsia="Poppins"/>
           <w:color w:val="000000" w:themeColor="text1"/>
           <w:sz w:val="18"/>
           <w:szCs w:val="18"/>
@@ -2044,7 +2044,7 @@
         <w:adjustRightInd w:val="0"/>
         <w:jc w:val="both"/>
         <w:rPr>
-          <w:rFonts w:ascii="Poppins" w:hAnsi="Poppins" w:cs="Poppins"/>
+          <w:rFonts w:ascii="Poppins" w:hAnsi="Poppins" w:cs="Poppins" w:eastAsia="Poppins"/>
           <w:color w:val="000000" w:themeColor="text1"/>
           <w:sz w:val="18"/>
           <w:szCs w:val="18"/>
@@ -2058,7 +2058,7 @@
         <w:adjustRightInd w:val="0"/>
         <w:jc w:val="both"/>
         <w:rPr>
-          <w:rFonts w:ascii="Poppins" w:hAnsi="Poppins" w:cs="Poppins"/>
+          <w:rFonts w:ascii="Poppins" w:hAnsi="Poppins" w:cs="Poppins" w:eastAsia="Poppins"/>
           <w:color w:val="000000" w:themeColor="text1"/>
           <w:sz w:val="18"/>
           <w:szCs w:val="18"/>
@@ -2066,7 +2066,7 @@
       </w:pPr>
       <w:r>
         <w:rPr>
-          <w:rFonts w:ascii="Poppins" w:hAnsi="Poppins" w:cs="Poppins"/>
+          <w:rFonts w:ascii="Poppins" w:hAnsi="Poppins" w:cs="Poppins" w:eastAsia="Poppins"/>
           <w:color w:val="000000" w:themeColor="text1"/>
           <w:sz w:val="18"/>
           <w:szCs w:val="18"/>
@@ -2076,7 +2076,7 @@
       <w:proofErr w:type="spellStart"/>
       <w:r>
         <w:rPr>
-          <w:rFonts w:ascii="Poppins" w:hAnsi="Poppins" w:cs="Poppins"/>
+          <w:rFonts w:ascii="Poppins" w:hAnsi="Poppins" w:cs="Poppins" w:eastAsia="Poppins"/>
           <w:color w:val="000000" w:themeColor="text1"/>
           <w:sz w:val="18"/>
           <w:szCs w:val="18"/>
@@ -2086,7 +2086,7 @@
       <w:proofErr w:type="spellEnd"/>
       <w:r>
         <w:rPr>
-          <w:rFonts w:ascii="Poppins" w:hAnsi="Poppins" w:cs="Poppins"/>
+          <w:rFonts w:ascii="Poppins" w:hAnsi="Poppins" w:cs="Poppins" w:eastAsia="Poppins"/>
           <w:color w:val="000000" w:themeColor="text1"/>
           <w:sz w:val="18"/>
           <w:szCs w:val="18"/>
@@ -2101,7 +2101,7 @@
         <w:adjustRightInd w:val="0"/>
         <w:jc w:val="both"/>
         <w:rPr>
-          <w:rFonts w:ascii="Poppins" w:hAnsi="Poppins" w:cs="Poppins"/>
+          <w:rFonts w:ascii="Poppins" w:hAnsi="Poppins" w:cs="Poppins" w:eastAsia="Poppins"/>
           <w:color w:val="000000" w:themeColor="text1"/>
           <w:sz w:val="18"/>
           <w:szCs w:val="18"/>
@@ -2115,7 +2115,7 @@
         <w:adjustRightInd w:val="0"/>
         <w:jc w:val="both"/>
         <w:rPr>
-          <w:rFonts w:ascii="Poppins" w:hAnsi="Poppins" w:cs="Poppins"/>
+          <w:rFonts w:ascii="Poppins" w:hAnsi="Poppins" w:cs="Poppins" w:eastAsia="Poppins"/>
           <w:color w:val="000000" w:themeColor="text1"/>
           <w:sz w:val="18"/>
           <w:szCs w:val="18"/>
@@ -2123,7 +2123,7 @@
       </w:pPr>
       <w:r>
         <w:rPr>
-          <w:rFonts w:ascii="Poppins" w:hAnsi="Poppins" w:cs="Poppins"/>
+          <w:rFonts w:ascii="Poppins" w:hAnsi="Poppins" w:cs="Poppins" w:eastAsia="Poppins"/>
           <w:color w:val="000000" w:themeColor="text1"/>
           <w:sz w:val="18"/>
           <w:szCs w:val="18"/>
@@ -2138,7 +2138,7 @@
         <w:adjustRightInd w:val="0"/>
         <w:jc w:val="both"/>
         <w:rPr>
-          <w:rFonts w:ascii="Poppins" w:hAnsi="Poppins" w:cs="Poppins"/>
+          <w:rFonts w:ascii="Poppins" w:hAnsi="Poppins" w:cs="Poppins" w:eastAsia="Poppins"/>
           <w:color w:val="000000" w:themeColor="text1"/>
           <w:sz w:val="18"/>
           <w:szCs w:val="18"/>
@@ -2152,7 +2152,7 @@
         <w:adjustRightInd w:val="0"/>
         <w:jc w:val="both"/>
         <w:rPr>
-          <w:rFonts w:ascii="Poppins" w:hAnsi="Poppins" w:cs="Poppins"/>
+          <w:rFonts w:ascii="Poppins" w:hAnsi="Poppins" w:cs="Poppins" w:eastAsia="Poppins"/>
           <w:color w:val="000000" w:themeColor="text1"/>
           <w:sz w:val="18"/>
           <w:szCs w:val="18"/>
@@ -2160,7 +2160,7 @@
       </w:pPr>
       <w:r>
         <w:rPr>
-          <w:rFonts w:ascii="Poppins" w:hAnsi="Poppins" w:cs="Poppins"/>
+          <w:rFonts w:ascii="Poppins" w:hAnsi="Poppins" w:cs="Poppins" w:eastAsia="Poppins"/>
           <w:color w:val="000000" w:themeColor="text1"/>
           <w:sz w:val="18"/>
           <w:szCs w:val="18"/>
@@ -2175,7 +2175,7 @@
         <w:adjustRightInd w:val="0"/>
         <w:jc w:val="both"/>
         <w:rPr>
-          <w:rFonts w:ascii="Poppins" w:hAnsi="Poppins" w:cs="Poppins"/>
+          <w:rFonts w:ascii="Poppins" w:hAnsi="Poppins" w:cs="Poppins" w:eastAsia="Poppins"/>
           <w:color w:val="000000" w:themeColor="text1"/>
           <w:sz w:val="18"/>
           <w:szCs w:val="18"/>
@@ -2189,7 +2189,7 @@
         <w:adjustRightInd w:val="0"/>
         <w:jc w:val="both"/>
         <w:rPr>
-          <w:rFonts w:ascii="Poppins" w:hAnsi="Poppins" w:cs="Poppins"/>
+          <w:rFonts w:ascii="Poppins" w:hAnsi="Poppins" w:cs="Poppins" w:eastAsia="Poppins"/>
           <w:color w:val="000000" w:themeColor="text1"/>
           <w:sz w:val="18"/>
           <w:szCs w:val="18"/>
@@ -2197,7 +2197,7 @@
       </w:pPr>
       <w:r>
         <w:rPr>
-          <w:rFonts w:ascii="Poppins" w:hAnsi="Poppins" w:cs="Poppins"/>
+          <w:rFonts w:ascii="Poppins" w:hAnsi="Poppins" w:cs="Poppins" w:eastAsia="Poppins"/>
           <w:color w:val="000000" w:themeColor="text1"/>
           <w:sz w:val="18"/>
           <w:szCs w:val="18"/>
@@ -2212,7 +2212,7 @@
         <w:adjustRightInd w:val="0"/>
         <w:jc w:val="both"/>
         <w:rPr>
-          <w:rFonts w:ascii="Poppins" w:hAnsi="Poppins" w:cs="Poppins"/>
+          <w:rFonts w:ascii="Poppins" w:hAnsi="Poppins" w:cs="Poppins" w:eastAsia="Poppins"/>
           <w:color w:val="000000" w:themeColor="text1"/>
           <w:sz w:val="18"/>
           <w:szCs w:val="18"/>
@@ -2226,7 +2226,7 @@
         <w:adjustRightInd w:val="0"/>
         <w:jc w:val="both"/>
         <w:rPr>
-          <w:rFonts w:ascii="Poppins" w:hAnsi="Poppins" w:cs="Poppins"/>
+          <w:rFonts w:ascii="Poppins" w:hAnsi="Poppins" w:cs="Poppins" w:eastAsia="Poppins"/>
           <w:color w:val="000000" w:themeColor="text1"/>
           <w:sz w:val="18"/>
           <w:szCs w:val="18"/>
@@ -2234,7 +2234,7 @@
       </w:pPr>
       <w:r>
         <w:rPr>
-          <w:rFonts w:ascii="Poppins" w:hAnsi="Poppins" w:cs="Poppins"/>
+          <w:rFonts w:ascii="Poppins" w:hAnsi="Poppins" w:cs="Poppins" w:eastAsia="Poppins"/>
           <w:color w:val="000000" w:themeColor="text1"/>
           <w:sz w:val="18"/>
           <w:szCs w:val="18"/>
@@ -2249,14 +2249,14 @@
         <w:adjustRightInd w:val="0"/>
         <w:jc w:val="both"/>
         <w:rPr>
-          <w:rFonts w:ascii="Poppins" w:hAnsi="Poppins" w:cs="Poppins"/>
-          <w:sz w:val="18"/>
-          <w:szCs w:val="18"/>
-        </w:rPr>
-      </w:pPr>
-      <w:r>
-        <w:rPr>
-          <w:rFonts w:ascii="Poppins" w:hAnsi="Poppins" w:cs="Poppins"/>
+          <w:rFonts w:ascii="Poppins" w:hAnsi="Poppins" w:cs="Poppins" w:eastAsia="Poppins"/>
+          <w:sz w:val="18"/>
+          <w:szCs w:val="18"/>
+        </w:rPr>
+      </w:pPr>
+      <w:r>
+        <w:rPr>
+          <w:rFonts w:ascii="Poppins" w:hAnsi="Poppins" w:cs="Poppins" w:eastAsia="Poppins"/>
           <w:sz w:val="18"/>
           <w:szCs w:val="18"/>
         </w:rPr>
@@ -2264,7 +2264,7 @@
       </w:r>
       <w:r>
         <w:rPr>
-          <w:rFonts w:ascii="Poppins" w:hAnsi="Poppins" w:cs="Poppins"/>
+          <w:rFonts w:ascii="Poppins" w:hAnsi="Poppins" w:cs="Poppins" w:eastAsia="Poppins"/>
           <w:sz w:val="18"/>
           <w:szCs w:val="18"/>
         </w:rPr>
@@ -2272,7 +2272,7 @@
       </w:r>
       <w:r>
         <w:rPr>
-          <w:rFonts w:ascii="Poppins" w:hAnsi="Poppins" w:cs="Poppins"/>
+          <w:rFonts w:ascii="Poppins" w:hAnsi="Poppins" w:cs="Poppins" w:eastAsia="Poppins"/>
           <w:sz w:val="18"/>
           <w:szCs w:val="18"/>
         </w:rPr>
@@ -2286,7 +2286,7 @@
         <w:adjustRightInd w:val="0"/>
         <w:jc w:val="both"/>
         <w:rPr>
-          <w:rFonts w:ascii="Poppins" w:hAnsi="Poppins" w:cs="Poppins"/>
+          <w:rFonts w:ascii="Poppins" w:hAnsi="Poppins" w:cs="Poppins" w:eastAsia="Poppins"/>
           <w:sz w:val="18"/>
           <w:szCs w:val="18"/>
         </w:rPr>
@@ -2299,7 +2299,7 @@
         <w:adjustRightInd w:val="0"/>
         <w:jc w:val="both"/>
         <w:rPr>
-          <w:rFonts w:ascii="Poppins" w:hAnsi="Poppins" w:cs="Poppins"/>
+          <w:rFonts w:ascii="Poppins" w:hAnsi="Poppins" w:cs="Poppins" w:eastAsia="Poppins"/>
           <w:sz w:val="18"/>
           <w:szCs w:val="18"/>
         </w:rPr>
@@ -2310,14 +2310,14 @@
         <w:contextualSpacing/>
         <w:jc w:val="both"/>
         <w:rPr>
-          <w:rFonts w:ascii="Poppins" w:hAnsi="Poppins" w:cs="Poppins"/>
-          <w:sz w:val="18"/>
-          <w:szCs w:val="18"/>
-        </w:rPr>
-      </w:pPr>
-      <w:r>
-        <w:rPr>
-          <w:rFonts w:ascii="Poppins" w:hAnsi="Poppins" w:cs="Poppins"/>
+          <w:rFonts w:ascii="Poppins" w:hAnsi="Poppins" w:cs="Poppins" w:eastAsia="Poppins"/>
+          <w:sz w:val="18"/>
+          <w:szCs w:val="18"/>
+        </w:rPr>
+      </w:pPr>
+      <w:r>
+        <w:rPr>
+          <w:rFonts w:ascii="Poppins" w:hAnsi="Poppins" w:cs="Poppins" w:eastAsia="Poppins"/>
           <w:sz w:val="18"/>
           <w:szCs w:val="18"/>
         </w:rPr>
@@ -2328,7 +2328,7 @@
       <w:pPr>
         <w:jc w:val="center"/>
         <w:rPr>
-          <w:rFonts w:ascii="Poppins" w:hAnsi="Poppins" w:cs="Poppins"/>
+          <w:rFonts w:ascii="Poppins" w:hAnsi="Poppins" w:cs="Poppins" w:eastAsia="Poppins"/>
           <w:b/>
           <w:sz w:val="18"/>
           <w:szCs w:val="18"/>
@@ -2336,7 +2336,7 @@
       </w:pPr>
       <w:r>
         <w:rPr>
-          <w:rFonts w:ascii="Poppins" w:hAnsi="Poppins" w:cs="Poppins"/>
+          <w:rFonts w:ascii="Poppins" w:hAnsi="Poppins" w:cs="Poppins" w:eastAsia="Poppins"/>
           <w:b/>
           <w:sz w:val="18"/>
           <w:szCs w:val="18"/>
@@ -2346,7 +2346,7 @@
       </w:r>
       <w:r>
         <w:rPr>
-          <w:rFonts w:ascii="Poppins" w:hAnsi="Poppins" w:cs="Poppins"/>
+          <w:rFonts w:ascii="Poppins" w:hAnsi="Poppins" w:cs="Poppins" w:eastAsia="Poppins"/>
           <w:b/>
           <w:sz w:val="18"/>
           <w:szCs w:val="18"/>
@@ -2358,7 +2358,7 @@
       <w:pPr>
         <w:jc w:val="both"/>
         <w:rPr>
-          <w:rFonts w:ascii="Poppins" w:hAnsi="Poppins" w:cs="Poppins"/>
+          <w:rFonts w:ascii="Poppins" w:hAnsi="Poppins" w:cs="Poppins" w:eastAsia="Poppins"/>
           <w:color w:val="000000" w:themeColor="text1"/>
           <w:sz w:val="18"/>
           <w:szCs w:val="18"/>
@@ -2366,7 +2366,7 @@
       </w:pPr>
       <w:r>
         <w:rPr>
-          <w:rFonts w:ascii="Poppins" w:hAnsi="Poppins" w:cs="Poppins"/>
+          <w:rFonts w:ascii="Poppins" w:hAnsi="Poppins" w:cs="Poppins" w:eastAsia="Poppins"/>
           <w:color w:val="000000" w:themeColor="text1"/>
           <w:sz w:val="18"/>
           <w:szCs w:val="18"/>
@@ -2375,7 +2375,7 @@
       </w:r>
       <w:r>
         <w:rPr>
-          <w:rFonts w:ascii="Poppins" w:hAnsi="Poppins" w:cs="Poppins"/>
+          <w:rFonts w:ascii="Poppins" w:hAnsi="Poppins" w:cs="Poppins" w:eastAsia="Poppins"/>
           <w:color w:val="000000" w:themeColor="text1"/>
           <w:sz w:val="18"/>
           <w:szCs w:val="18"/>
@@ -2384,7 +2384,7 @@
       </w:r>
       <w:r>
         <w:rPr>
-          <w:rFonts w:ascii="Poppins" w:hAnsi="Poppins" w:cs="Poppins"/>
+          <w:rFonts w:ascii="Poppins" w:hAnsi="Poppins" w:cs="Poppins" w:eastAsia="Poppins"/>
           <w:color w:val="000000" w:themeColor="text1"/>
           <w:sz w:val="18"/>
           <w:szCs w:val="18"/>
@@ -2398,14 +2398,14 @@
         <w:contextualSpacing/>
         <w:jc w:val="both"/>
         <w:rPr>
-          <w:rFonts w:ascii="Poppins" w:hAnsi="Poppins" w:cs="Poppins"/>
-          <w:sz w:val="18"/>
-          <w:szCs w:val="18"/>
-        </w:rPr>
-      </w:pPr>
-      <w:r>
-        <w:rPr>
-          <w:rFonts w:ascii="Poppins" w:hAnsi="Poppins" w:cs="Poppins"/>
+          <w:rFonts w:ascii="Poppins" w:hAnsi="Poppins" w:cs="Poppins" w:eastAsia="Poppins"/>
+          <w:sz w:val="18"/>
+          <w:szCs w:val="18"/>
+        </w:rPr>
+      </w:pPr>
+      <w:r>
+        <w:rPr>
+          <w:rFonts w:ascii="Poppins" w:hAnsi="Poppins" w:cs="Poppins" w:eastAsia="Poppins"/>
           <w:sz w:val="18"/>
           <w:szCs w:val="18"/>
         </w:rPr>
@@ -2413,7 +2413,7 @@
       </w:r>
       <w:r>
         <w:rPr>
-          <w:rFonts w:ascii="Poppins" w:hAnsi="Poppins" w:cs="Poppins"/>
+          <w:rFonts w:ascii="Poppins" w:hAnsi="Poppins" w:cs="Poppins" w:eastAsia="Poppins"/>
           <w:color w:val="000000"/>
           <w:sz w:val="18"/>
           <w:szCs w:val="18"/>
@@ -2422,7 +2422,7 @@
       </w:r>
       <w:r>
         <w:rPr>
-          <w:rFonts w:ascii="Poppins" w:hAnsi="Poppins" w:cs="Poppins"/>
+          <w:rFonts w:ascii="Poppins" w:hAnsi="Poppins" w:cs="Poppins" w:eastAsia="Poppins"/>
           <w:color w:val="000000"/>
           <w:sz w:val="18"/>
           <w:szCs w:val="18"/>
@@ -2431,7 +2431,7 @@
       </w:r>
       <w:r>
         <w:rPr>
-          <w:rFonts w:ascii="Poppins" w:hAnsi="Poppins" w:cs="Poppins"/>
+          <w:rFonts w:ascii="Poppins" w:hAnsi="Poppins" w:cs="Poppins" w:eastAsia="Poppins"/>
           <w:color w:val="000000"/>
           <w:sz w:val="18"/>
           <w:szCs w:val="18"/>
@@ -2440,7 +2440,7 @@
       </w:r>
       <w:r>
         <w:rPr>
-          <w:rFonts w:ascii="Poppins" w:hAnsi="Poppins" w:cs="Poppins"/>
+          <w:rFonts w:ascii="Poppins" w:hAnsi="Poppins" w:cs="Poppins" w:eastAsia="Poppins"/>
           <w:color w:val="000000" w:themeColor="text1"/>
           <w:sz w:val="18"/>
           <w:szCs w:val="18"/>
@@ -2449,7 +2449,7 @@
       </w:r>
       <w:r>
         <w:rPr>
-          <w:rFonts w:ascii="Poppins" w:hAnsi="Poppins" w:cs="Poppins"/>
+          <w:rFonts w:ascii="Poppins" w:hAnsi="Poppins" w:cs="Poppins" w:eastAsia="Poppins"/>
           <w:color w:val="000000"/>
           <w:sz w:val="18"/>
           <w:szCs w:val="18"/>
@@ -2458,7 +2458,7 @@
       </w:r>
       <w:r>
         <w:rPr>
-          <w:rFonts w:ascii="Poppins" w:hAnsi="Poppins" w:cs="Poppins"/>
+          <w:rFonts w:ascii="Poppins" w:hAnsi="Poppins" w:cs="Poppins" w:eastAsia="Poppins"/>
           <w:sz w:val="18"/>
           <w:szCs w:val="18"/>
         </w:rPr>
@@ -2471,7 +2471,7 @@
         <w:contextualSpacing/>
         <w:jc w:val="both"/>
         <w:rPr>
-          <w:rFonts w:ascii="Poppins" w:hAnsi="Poppins" w:cs="Poppins"/>
+          <w:rFonts w:ascii="Poppins" w:hAnsi="Poppins" w:cs="Poppins" w:eastAsia="Poppins"/>
           <w:sz w:val="18"/>
           <w:szCs w:val="18"/>
         </w:rPr>
@@ -2483,14 +2483,14 @@
         <w:contextualSpacing/>
         <w:jc w:val="both"/>
         <w:rPr>
-          <w:rFonts w:ascii="Poppins" w:hAnsi="Poppins" w:cs="Poppins"/>
-          <w:sz w:val="18"/>
-          <w:szCs w:val="18"/>
-        </w:rPr>
-      </w:pPr>
-      <w:r>
-        <w:rPr>
-          <w:rFonts w:ascii="Poppins" w:hAnsi="Poppins" w:cs="Poppins"/>
+          <w:rFonts w:ascii="Poppins" w:hAnsi="Poppins" w:cs="Poppins" w:eastAsia="Poppins"/>
+          <w:sz w:val="18"/>
+          <w:szCs w:val="18"/>
+        </w:rPr>
+      </w:pPr>
+      <w:r>
+        <w:rPr>
+          <w:rFonts w:ascii="Poppins" w:hAnsi="Poppins" w:cs="Poppins" w:eastAsia="Poppins"/>
           <w:sz w:val="18"/>
           <w:szCs w:val="18"/>
         </w:rPr>
@@ -2498,7 +2498,7 @@
       </w:r>
       <w:r>
         <w:rPr>
-          <w:rFonts w:ascii="Poppins" w:hAnsi="Poppins" w:cs="Poppins"/>
+          <w:rFonts w:ascii="Poppins" w:hAnsi="Poppins" w:cs="Poppins" w:eastAsia="Poppins"/>
           <w:sz w:val="18"/>
           <w:szCs w:val="18"/>
         </w:rPr>
@@ -2506,7 +2506,7 @@
       </w:r>
       <w:r>
         <w:rPr>
-          <w:rFonts w:ascii="Poppins" w:hAnsi="Poppins" w:cs="Poppins"/>
+          <w:rFonts w:ascii="Poppins" w:hAnsi="Poppins" w:cs="Poppins" w:eastAsia="Poppins"/>
           <w:sz w:val="18"/>
           <w:szCs w:val="18"/>
         </w:rPr>
@@ -2517,7 +2517,7 @@
       <w:pPr>
         <w:jc w:val="both"/>
         <w:rPr>
-          <w:rFonts w:ascii="Poppins" w:hAnsi="Poppins" w:cs="Poppins"/>
+          <w:rFonts w:ascii="Poppins" w:hAnsi="Poppins" w:cs="Poppins" w:eastAsia="Poppins"/>
           <w:color w:val="000000"/>
           <w:sz w:val="18"/>
           <w:szCs w:val="18"/>
@@ -2525,7 +2525,7 @@
       </w:pPr>
       <w:r>
         <w:rPr>
-          <w:rFonts w:ascii="Poppins" w:hAnsi="Poppins" w:cs="Poppins"/>
+          <w:rFonts w:ascii="Poppins" w:hAnsi="Poppins" w:cs="Poppins" w:eastAsia="Poppins"/>
           <w:color w:val="000000"/>
           <w:sz w:val="18"/>
           <w:szCs w:val="18"/>
@@ -2534,7 +2534,7 @@
       </w:r>
       <w:r>
         <w:rPr>
-          <w:rFonts w:ascii="Poppins" w:hAnsi="Poppins" w:cs="Poppins"/>
+          <w:rFonts w:ascii="Poppins" w:hAnsi="Poppins" w:cs="Poppins" w:eastAsia="Poppins"/>
           <w:sz w:val="18"/>
           <w:szCs w:val="18"/>
         </w:rPr>
@@ -2542,7 +2542,7 @@
       </w:r>
       <w:r>
         <w:rPr>
-          <w:rFonts w:ascii="Poppins" w:hAnsi="Poppins" w:cs="Poppins"/>
+          <w:rFonts w:ascii="Poppins" w:hAnsi="Poppins" w:cs="Poppins" w:eastAsia="Poppins"/>
           <w:color w:val="000000"/>
           <w:sz w:val="18"/>
           <w:szCs w:val="18"/>
@@ -2551,7 +2551,7 @@
       </w:r>
       <w:r>
         <w:rPr>
-          <w:rFonts w:ascii="Poppins" w:hAnsi="Poppins" w:cs="Poppins"/>
+          <w:rFonts w:ascii="Poppins" w:hAnsi="Poppins" w:cs="Poppins" w:eastAsia="Poppins"/>
           <w:color w:val="000000" w:themeColor="text1"/>
           <w:sz w:val="18"/>
           <w:szCs w:val="18"/>
@@ -2560,7 +2560,7 @@
       </w:r>
       <w:r>
         <w:rPr>
-          <w:rFonts w:ascii="Poppins" w:hAnsi="Poppins" w:cs="Poppins"/>
+          <w:rFonts w:ascii="Poppins" w:hAnsi="Poppins" w:cs="Poppins" w:eastAsia="Poppins"/>
           <w:color w:val="000000"/>
           <w:sz w:val="18"/>
           <w:szCs w:val="18"/>
@@ -2572,7 +2572,7 @@
       <w:pPr>
         <w:jc w:val="both"/>
         <w:rPr>
-          <w:rFonts w:ascii="Poppins" w:hAnsi="Poppins" w:cs="Poppins"/>
+          <w:rFonts w:ascii="Poppins" w:hAnsi="Poppins" w:cs="Poppins" w:eastAsia="Poppins"/>
           <w:color w:val="000000"/>
           <w:sz w:val="18"/>
           <w:szCs w:val="18"/>
@@ -2580,7 +2580,7 @@
       </w:pPr>
       <w:r>
         <w:rPr>
-          <w:rFonts w:ascii="Poppins" w:hAnsi="Poppins" w:cs="Poppins"/>
+          <w:rFonts w:ascii="Poppins" w:hAnsi="Poppins" w:cs="Poppins" w:eastAsia="Poppins"/>
           <w:color w:val="000000"/>
           <w:sz w:val="18"/>
           <w:szCs w:val="18"/>
@@ -2589,7 +2589,7 @@
       </w:r>
       <w:r>
         <w:rPr>
-          <w:rFonts w:ascii="Poppins" w:hAnsi="Poppins" w:cs="Poppins"/>
+          <w:rFonts w:ascii="Poppins" w:hAnsi="Poppins" w:cs="Poppins" w:eastAsia="Poppins"/>
           <w:i/>
           <w:color w:val="000000"/>
           <w:sz w:val="18"/>
@@ -2599,7 +2599,7 @@
       </w:r>
       <w:r>
         <w:rPr>
-          <w:rFonts w:ascii="Poppins" w:hAnsi="Poppins" w:cs="Poppins"/>
+          <w:rFonts w:ascii="Poppins" w:hAnsi="Poppins" w:cs="Poppins" w:eastAsia="Poppins"/>
           <w:i/>
           <w:color w:val="000000"/>
           <w:sz w:val="18"/>
@@ -2609,7 +2609,7 @@
       </w:r>
       <w:r>
         <w:rPr>
-          <w:rFonts w:ascii="Poppins" w:hAnsi="Poppins" w:cs="Poppins"/>
+          <w:rFonts w:ascii="Poppins" w:hAnsi="Poppins" w:cs="Poppins" w:eastAsia="Poppins"/>
           <w:i/>
           <w:color w:val="000000"/>
           <w:sz w:val="18"/>
@@ -2619,7 +2619,7 @@
       </w:r>
       <w:r>
         <w:rPr>
-          <w:rFonts w:ascii="Poppins" w:hAnsi="Poppins" w:cs="Poppins"/>
+          <w:rFonts w:ascii="Poppins" w:hAnsi="Poppins" w:cs="Poppins" w:eastAsia="Poppins"/>
           <w:i/>
           <w:color w:val="000000"/>
           <w:sz w:val="18"/>
@@ -2629,7 +2629,7 @@
       </w:r>
       <w:r>
         <w:rPr>
-          <w:rFonts w:ascii="Poppins" w:hAnsi="Poppins" w:cs="Poppins"/>
+          <w:rFonts w:ascii="Poppins" w:hAnsi="Poppins" w:cs="Poppins" w:eastAsia="Poppins"/>
           <w:i/>
           <w:color w:val="000000"/>
           <w:sz w:val="18"/>
@@ -2639,7 +2639,7 @@
       </w:r>
       <w:r>
         <w:rPr>
-          <w:rFonts w:ascii="Poppins" w:hAnsi="Poppins" w:cs="Poppins"/>
+          <w:rFonts w:ascii="Poppins" w:hAnsi="Poppins" w:cs="Poppins" w:eastAsia="Poppins"/>
           <w:color w:val="000000"/>
           <w:sz w:val="18"/>
           <w:szCs w:val="18"/>
@@ -2656,7 +2656,7 @@
         </w:numPr>
         <w:jc w:val="both"/>
         <w:rPr>
-          <w:rFonts w:ascii="Poppins" w:hAnsi="Poppins" w:cs="Poppins"/>
+          <w:rFonts w:ascii="Poppins" w:hAnsi="Poppins" w:cs="Poppins" w:eastAsia="Poppins"/>
           <w:color w:val="000000"/>
           <w:sz w:val="18"/>
           <w:szCs w:val="18"/>
@@ -2664,7 +2664,7 @@
       </w:pPr>
       <w:r>
         <w:rPr>
-          <w:rFonts w:ascii="Poppins" w:hAnsi="Poppins" w:cs="Poppins"/>
+          <w:rFonts w:ascii="Poppins" w:hAnsi="Poppins" w:cs="Poppins" w:eastAsia="Poppins"/>
           <w:color w:val="000000"/>
           <w:sz w:val="18"/>
           <w:szCs w:val="18"/>
@@ -2681,7 +2681,7 @@
         </w:numPr>
         <w:jc w:val="both"/>
         <w:rPr>
-          <w:rFonts w:ascii="Poppins" w:hAnsi="Poppins" w:cs="Poppins"/>
+          <w:rFonts w:ascii="Poppins" w:hAnsi="Poppins" w:cs="Poppins" w:eastAsia="Poppins"/>
           <w:color w:val="000000"/>
           <w:sz w:val="18"/>
           <w:szCs w:val="18"/>
@@ -2689,7 +2689,7 @@
       </w:pPr>
       <w:r>
         <w:rPr>
-          <w:rFonts w:ascii="Poppins" w:hAnsi="Poppins" w:cs="Poppins"/>
+          <w:rFonts w:ascii="Poppins" w:hAnsi="Poppins" w:cs="Poppins" w:eastAsia="Poppins"/>
           <w:color w:val="000000"/>
           <w:sz w:val="18"/>
           <w:szCs w:val="18"/>
@@ -2706,7 +2706,7 @@
         </w:numPr>
         <w:jc w:val="both"/>
         <w:rPr>
-          <w:rFonts w:ascii="Poppins" w:hAnsi="Poppins" w:cs="Poppins"/>
+          <w:rFonts w:ascii="Poppins" w:hAnsi="Poppins" w:cs="Poppins" w:eastAsia="Poppins"/>
           <w:color w:val="000000"/>
           <w:sz w:val="18"/>
           <w:szCs w:val="18"/>
@@ -2714,7 +2714,7 @@
       </w:pPr>
       <w:r>
         <w:rPr>
-          <w:rFonts w:ascii="Poppins" w:hAnsi="Poppins" w:cs="Poppins"/>
+          <w:rFonts w:ascii="Poppins" w:hAnsi="Poppins" w:cs="Poppins" w:eastAsia="Poppins"/>
           <w:color w:val="000000"/>
           <w:sz w:val="18"/>
           <w:szCs w:val="18"/>
@@ -2731,7 +2731,7 @@
         </w:numPr>
         <w:jc w:val="both"/>
         <w:rPr>
-          <w:rFonts w:ascii="Poppins" w:hAnsi="Poppins" w:cs="Poppins"/>
+          <w:rFonts w:ascii="Poppins" w:hAnsi="Poppins" w:cs="Poppins" w:eastAsia="Poppins"/>
           <w:color w:val="000000"/>
           <w:sz w:val="18"/>
           <w:szCs w:val="18"/>
@@ -2739,7 +2739,7 @@
       </w:pPr>
       <w:r>
         <w:rPr>
-          <w:rFonts w:ascii="Poppins" w:hAnsi="Poppins" w:cs="Poppins"/>
+          <w:rFonts w:ascii="Poppins" w:hAnsi="Poppins" w:cs="Poppins" w:eastAsia="Poppins"/>
           <w:color w:val="000000"/>
           <w:sz w:val="18"/>
           <w:szCs w:val="18"/>
@@ -2751,7 +2751,7 @@
       <w:pPr>
         <w:jc w:val="both"/>
         <w:rPr>
-          <w:rFonts w:ascii="Poppins" w:hAnsi="Poppins" w:cs="Poppins"/>
+          <w:rFonts w:ascii="Poppins" w:hAnsi="Poppins" w:cs="Poppins" w:eastAsia="Poppins"/>
           <w:color w:val="4472C4"/>
           <w:sz w:val="18"/>
           <w:szCs w:val="18"/>
@@ -2762,7 +2762,7 @@
       <w:pPr>
         <w:jc w:val="center"/>
         <w:rPr>
-          <w:rFonts w:ascii="Poppins" w:hAnsi="Poppins" w:cs="Poppins"/>
+          <w:rFonts w:ascii="Poppins" w:hAnsi="Poppins" w:cs="Poppins" w:eastAsia="Poppins"/>
           <w:b/>
           <w:sz w:val="18"/>
           <w:szCs w:val="18"/>
@@ -2770,7 +2770,7 @@
       </w:pPr>
       <w:r>
         <w:rPr>
-          <w:rFonts w:ascii="Poppins" w:hAnsi="Poppins" w:cs="Poppins"/>
+          <w:rFonts w:ascii="Poppins" w:hAnsi="Poppins" w:cs="Poppins" w:eastAsia="Poppins"/>
           <w:b/>
           <w:sz w:val="18"/>
           <w:szCs w:val="18"/>
@@ -2779,7 +2779,7 @@
       </w:r>
       <w:r>
         <w:rPr>
-          <w:rFonts w:ascii="Poppins" w:hAnsi="Poppins" w:cs="Poppins"/>
+          <w:rFonts w:ascii="Poppins" w:hAnsi="Poppins" w:cs="Poppins" w:eastAsia="Poppins"/>
           <w:b/>
           <w:sz w:val="18"/>
           <w:szCs w:val="18"/>
@@ -2791,7 +2791,7 @@
       <w:pPr>
         <w:jc w:val="both"/>
         <w:rPr>
-          <w:rFonts w:ascii="Poppins" w:hAnsi="Poppins" w:cs="Poppins"/>
+          <w:rFonts w:ascii="Poppins" w:hAnsi="Poppins" w:cs="Poppins" w:eastAsia="Poppins"/>
           <w:color w:val="4472C4"/>
           <w:sz w:val="18"/>
           <w:szCs w:val="18"/>
@@ -2799,7 +2799,7 @@
       </w:pPr>
       <w:r>
         <w:rPr>
-          <w:rFonts w:ascii="Poppins" w:hAnsi="Poppins" w:cs="Poppins"/>
+          <w:rFonts w:ascii="Poppins" w:hAnsi="Poppins" w:cs="Poppins" w:eastAsia="Poppins"/>
           <w:sz w:val="18"/>
           <w:szCs w:val="18"/>
         </w:rPr>
@@ -2807,7 +2807,7 @@
       </w:r>
       <w:r>
         <w:rPr>
-          <w:rFonts w:ascii="Poppins" w:hAnsi="Poppins" w:cs="Poppins"/>
+          <w:rFonts w:ascii="Poppins" w:hAnsi="Poppins" w:cs="Poppins" w:eastAsia="Poppins"/>
           <w:sz w:val="18"/>
           <w:szCs w:val="18"/>
         </w:rPr>
@@ -2815,7 +2815,7 @@
       </w:r>
       <w:r>
         <w:rPr>
-          <w:rFonts w:ascii="Poppins" w:hAnsi="Poppins" w:cs="Poppins"/>
+          <w:rFonts w:ascii="Poppins" w:hAnsi="Poppins" w:cs="Poppins" w:eastAsia="Poppins"/>
           <w:sz w:val="18"/>
           <w:szCs w:val="18"/>
         </w:rPr>
@@ -2823,7 +2823,7 @@
       </w:r>
       <w:r>
         <w:rPr>
-          <w:rFonts w:ascii="Poppins" w:hAnsi="Poppins" w:cs="Poppins"/>
+          <w:rFonts w:ascii="Poppins" w:hAnsi="Poppins" w:cs="Poppins" w:eastAsia="Poppins"/>
           <w:sz w:val="18"/>
           <w:szCs w:val="18"/>
         </w:rPr>
@@ -2831,7 +2831,7 @@
       </w:r>
       <w:r>
         <w:rPr>
-          <w:rFonts w:ascii="Poppins" w:hAnsi="Poppins" w:cs="Poppins"/>
+          <w:rFonts w:ascii="Poppins" w:hAnsi="Poppins" w:cs="Poppins" w:eastAsia="Poppins"/>
           <w:sz w:val="18"/>
           <w:szCs w:val="18"/>
         </w:rPr>
@@ -2839,7 +2839,7 @@
       </w:r>
       <w:r>
         <w:rPr>
-          <w:rFonts w:ascii="Poppins" w:hAnsi="Poppins" w:cs="Poppins"/>
+          <w:rFonts w:ascii="Poppins" w:hAnsi="Poppins" w:cs="Poppins" w:eastAsia="Poppins"/>
           <w:sz w:val="18"/>
           <w:szCs w:val="18"/>
         </w:rPr>
@@ -2847,7 +2847,7 @@
       </w:r>
       <w:r>
         <w:rPr>
-          <w:rFonts w:ascii="Poppins" w:hAnsi="Poppins" w:cs="Poppins"/>
+          <w:rFonts w:ascii="Poppins" w:hAnsi="Poppins" w:cs="Poppins" w:eastAsia="Poppins"/>
           <w:sz w:val="18"/>
           <w:szCs w:val="18"/>
         </w:rPr>
@@ -2855,7 +2855,7 @@
       </w:r>
       <w:r>
         <w:rPr>
-          <w:rFonts w:ascii="Poppins" w:hAnsi="Poppins" w:cs="Poppins"/>
+          <w:rFonts w:ascii="Poppins" w:hAnsi="Poppins" w:cs="Poppins" w:eastAsia="Poppins"/>
           <w:sz w:val="18"/>
           <w:szCs w:val="18"/>
         </w:rPr>
@@ -2863,7 +2863,7 @@
       </w:r>
       <w:r>
         <w:rPr>
-          <w:rFonts w:ascii="Poppins" w:hAnsi="Poppins" w:cs="Poppins"/>
+          <w:rFonts w:ascii="Poppins" w:hAnsi="Poppins" w:cs="Poppins" w:eastAsia="Poppins"/>
           <w:sz w:val="18"/>
           <w:szCs w:val="18"/>
         </w:rPr>
@@ -2871,7 +2871,7 @@
       </w:r>
       <w:r>
         <w:rPr>
-          <w:rFonts w:ascii="Poppins" w:hAnsi="Poppins" w:cs="Poppins"/>
+          <w:rFonts w:ascii="Poppins" w:hAnsi="Poppins" w:cs="Poppins" w:eastAsia="Poppins"/>
           <w:sz w:val="18"/>
           <w:szCs w:val="18"/>
         </w:rPr>
@@ -2879,7 +2879,7 @@
       </w:r>
       <w:r>
         <w:rPr>
-          <w:rFonts w:ascii="Poppins" w:hAnsi="Poppins" w:cs="Poppins"/>
+          <w:rFonts w:ascii="Poppins" w:hAnsi="Poppins" w:cs="Poppins" w:eastAsia="Poppins"/>
           <w:sz w:val="18"/>
           <w:szCs w:val="18"/>
         </w:rPr>
@@ -2887,7 +2887,7 @@
       </w:r>
       <w:r>
         <w:rPr>
-          <w:rFonts w:ascii="Poppins" w:hAnsi="Poppins" w:cs="Poppins"/>
+          <w:rFonts w:ascii="Poppins" w:hAnsi="Poppins" w:cs="Poppins" w:eastAsia="Poppins"/>
           <w:sz w:val="18"/>
           <w:szCs w:val="18"/>
         </w:rPr>
@@ -2901,7 +2901,7 @@
         <w:adjustRightInd w:val="0"/>
         <w:jc w:val="center"/>
         <w:rPr>
-          <w:rFonts w:ascii="Poppins" w:hAnsi="Poppins" w:cs="Poppins"/>
+          <w:rFonts w:ascii="Poppins" w:hAnsi="Poppins" w:cs="Poppins" w:eastAsia="Poppins"/>
           <w:b/>
           <w:sz w:val="18"/>
           <w:szCs w:val="18"/>
@@ -2915,7 +2915,7 @@
         <w:adjustRightInd w:val="0"/>
         <w:jc w:val="center"/>
         <w:rPr>
-          <w:rFonts w:ascii="Poppins" w:hAnsi="Poppins" w:cs="Poppins"/>
+          <w:rFonts w:ascii="Poppins" w:hAnsi="Poppins" w:cs="Poppins" w:eastAsia="Poppins"/>
           <w:b/>
           <w:sz w:val="18"/>
           <w:szCs w:val="18"/>
@@ -2923,7 +2923,7 @@
       </w:pPr>
       <w:r>
         <w:rPr>
-          <w:rFonts w:ascii="Poppins" w:hAnsi="Poppins" w:cs="Poppins"/>
+          <w:rFonts w:ascii="Poppins" w:hAnsi="Poppins" w:cs="Poppins" w:eastAsia="Poppins"/>
           <w:b/>
           <w:sz w:val="18"/>
           <w:szCs w:val="18"/>
@@ -2932,7 +2932,7 @@
       </w:r>
       <w:r>
         <w:rPr>
-          <w:rFonts w:ascii="Poppins" w:hAnsi="Poppins" w:cs="Poppins"/>
+          <w:rFonts w:ascii="Poppins" w:hAnsi="Poppins" w:cs="Poppins" w:eastAsia="Poppins"/>
           <w:b/>
           <w:sz w:val="18"/>
           <w:szCs w:val="18"/>
@@ -2944,14 +2944,14 @@
       <w:pPr>
         <w:jc w:val="both"/>
         <w:rPr>
-          <w:rFonts w:ascii="Poppins" w:hAnsi="Poppins" w:cs="Poppins"/>
-          <w:sz w:val="18"/>
-          <w:szCs w:val="18"/>
-        </w:rPr>
-      </w:pPr>
-      <w:r>
-        <w:rPr>
-          <w:rFonts w:ascii="Poppins" w:hAnsi="Poppins" w:cs="Poppins"/>
+          <w:rFonts w:ascii="Poppins" w:hAnsi="Poppins" w:cs="Poppins" w:eastAsia="Poppins"/>
+          <w:sz w:val="18"/>
+          <w:szCs w:val="18"/>
+        </w:rPr>
+      </w:pPr>
+      <w:r>
+        <w:rPr>
+          <w:rFonts w:ascii="Poppins" w:hAnsi="Poppins" w:cs="Poppins" w:eastAsia="Poppins"/>
           <w:sz w:val="18"/>
           <w:szCs w:val="18"/>
         </w:rPr>
@@ -2959,7 +2959,7 @@
       </w:r>
       <w:r>
         <w:rPr>
-          <w:rFonts w:ascii="Poppins" w:hAnsi="Poppins" w:cs="Poppins"/>
+          <w:rFonts w:ascii="Poppins" w:hAnsi="Poppins" w:cs="Poppins" w:eastAsia="Poppins"/>
           <w:i/>
           <w:sz w:val="18"/>
           <w:szCs w:val="18"/>
@@ -2968,7 +2968,7 @@
       </w:r>
       <w:r>
         <w:rPr>
-          <w:rFonts w:ascii="Poppins" w:hAnsi="Poppins" w:cs="Poppins"/>
+          <w:rFonts w:ascii="Poppins" w:hAnsi="Poppins" w:cs="Poppins" w:eastAsia="Poppins"/>
           <w:sz w:val="18"/>
           <w:szCs w:val="18"/>
         </w:rPr>
@@ -2979,7 +2979,7 @@
       <w:pPr>
         <w:jc w:val="both"/>
         <w:rPr>
-          <w:rFonts w:ascii="Poppins" w:hAnsi="Poppins" w:cs="Poppins"/>
+          <w:rFonts w:ascii="Poppins" w:hAnsi="Poppins" w:cs="Poppins" w:eastAsia="Poppins"/>
           <w:b/>
           <w:sz w:val="18"/>
           <w:szCs w:val="18"/>
@@ -2987,7 +2987,7 @@
       </w:pPr>
       <w:r>
         <w:rPr>
-          <w:rFonts w:ascii="Poppins" w:hAnsi="Poppins" w:cs="Poppins"/>
+          <w:rFonts w:ascii="Poppins" w:hAnsi="Poppins" w:cs="Poppins" w:eastAsia="Poppins"/>
           <w:b/>
           <w:sz w:val="18"/>
           <w:szCs w:val="18"/>
@@ -2996,7 +2996,7 @@
       </w:r>
       <w:r>
         <w:rPr>
-          <w:rFonts w:ascii="Poppins" w:hAnsi="Poppins" w:cs="Poppins"/>
+          <w:rFonts w:ascii="Poppins" w:hAnsi="Poppins" w:cs="Poppins" w:eastAsia="Poppins"/>
           <w:b/>
           <w:sz w:val="18"/>
           <w:szCs w:val="18"/>
@@ -3005,7 +3005,7 @@
       </w:r>
       <w:r>
         <w:rPr>
-          <w:rFonts w:ascii="Poppins" w:hAnsi="Poppins" w:cs="Poppins"/>
+          <w:rFonts w:ascii="Poppins" w:hAnsi="Poppins" w:cs="Poppins" w:eastAsia="Poppins"/>
           <w:b/>
           <w:sz w:val="18"/>
           <w:szCs w:val="18"/>
@@ -3020,7 +3020,7 @@
         <w:adjustRightInd w:val="0"/>
         <w:jc w:val="both"/>
         <w:rPr>
-          <w:rFonts w:ascii="Poppins" w:hAnsi="Poppins" w:cs="Poppins"/>
+          <w:rFonts w:ascii="Poppins" w:hAnsi="Poppins" w:cs="Poppins" w:eastAsia="Poppins"/>
           <w:sz w:val="18"/>
           <w:szCs w:val="18"/>
         </w:rPr>
@@ -3033,14 +3033,14 @@
         <w:adjustRightInd w:val="0"/>
         <w:jc w:val="both"/>
         <w:rPr>
-          <w:rFonts w:ascii="Poppins" w:hAnsi="Poppins" w:cs="Poppins"/>
-          <w:sz w:val="18"/>
-          <w:szCs w:val="18"/>
-        </w:rPr>
-      </w:pPr>
-      <w:r>
-        <w:rPr>
-          <w:rFonts w:ascii="Poppins" w:hAnsi="Poppins" w:cs="Poppins"/>
+          <w:rFonts w:ascii="Poppins" w:hAnsi="Poppins" w:cs="Poppins" w:eastAsia="Poppins"/>
+          <w:sz w:val="18"/>
+          <w:szCs w:val="18"/>
+        </w:rPr>
+      </w:pPr>
+      <w:r>
+        <w:rPr>
+          <w:rFonts w:ascii="Poppins" w:hAnsi="Poppins" w:cs="Poppins" w:eastAsia="Poppins"/>
           <w:sz w:val="18"/>
           <w:szCs w:val="18"/>
         </w:rPr>
@@ -3048,7 +3048,7 @@
       </w:r>
       <w:r>
         <w:rPr>
-          <w:rFonts w:ascii="Poppins" w:hAnsi="Poppins" w:cs="Poppins"/>
+          <w:rFonts w:ascii="Poppins" w:hAnsi="Poppins" w:cs="Poppins" w:eastAsia="Poppins"/>
           <w:sz w:val="18"/>
           <w:szCs w:val="18"/>
         </w:rPr>
@@ -3056,7 +3056,7 @@
       </w:r>
       <w:r>
         <w:rPr>
-          <w:rFonts w:ascii="Poppins" w:hAnsi="Poppins" w:cs="Poppins"/>
+          <w:rFonts w:ascii="Poppins" w:hAnsi="Poppins" w:cs="Poppins" w:eastAsia="Poppins"/>
           <w:sz w:val="18"/>
           <w:szCs w:val="18"/>
         </w:rPr>
@@ -3064,7 +3064,7 @@
       </w:r>
       <w:r>
         <w:rPr>
-          <w:rFonts w:ascii="Poppins" w:hAnsi="Poppins" w:cs="Poppins"/>
+          <w:rFonts w:ascii="Poppins" w:hAnsi="Poppins" w:cs="Poppins" w:eastAsia="Poppins"/>
           <w:sz w:val="18"/>
           <w:szCs w:val="18"/>
           <w:highlight w:val="yellow"/>
@@ -3079,7 +3079,7 @@
         <w:adjustRightInd w:val="0"/>
         <w:jc w:val="both"/>
         <w:rPr>
-          <w:rFonts w:ascii="Poppins" w:hAnsi="Poppins" w:cs="Poppins"/>
+          <w:rFonts w:ascii="Poppins" w:hAnsi="Poppins" w:cs="Poppins" w:eastAsia="Poppins"/>
           <w:sz w:val="18"/>
           <w:szCs w:val="18"/>
         </w:rPr>
@@ -3092,14 +3092,14 @@
         <w:adjustRightInd w:val="0"/>
         <w:jc w:val="both"/>
         <w:rPr>
-          <w:rFonts w:ascii="Poppins" w:hAnsi="Poppins" w:cs="Poppins"/>
-          <w:sz w:val="18"/>
-          <w:szCs w:val="18"/>
-        </w:rPr>
-      </w:pPr>
-      <w:r>
-        <w:rPr>
-          <w:rFonts w:ascii="Poppins" w:hAnsi="Poppins" w:cs="Poppins"/>
+          <w:rFonts w:ascii="Poppins" w:hAnsi="Poppins" w:cs="Poppins" w:eastAsia="Poppins"/>
+          <w:sz w:val="18"/>
+          <w:szCs w:val="18"/>
+        </w:rPr>
+      </w:pPr>
+      <w:r>
+        <w:rPr>
+          <w:rFonts w:ascii="Poppins" w:hAnsi="Poppins" w:cs="Poppins" w:eastAsia="Poppins"/>
           <w:sz w:val="18"/>
           <w:szCs w:val="18"/>
         </w:rPr>
@@ -3107,7 +3107,7 @@
       </w:r>
       <w:r>
         <w:rPr>
-          <w:rFonts w:ascii="Poppins" w:hAnsi="Poppins" w:cs="Poppins"/>
+          <w:rFonts w:ascii="Poppins" w:hAnsi="Poppins" w:cs="Poppins" w:eastAsia="Poppins"/>
           <w:sz w:val="18"/>
           <w:szCs w:val="18"/>
         </w:rPr>
@@ -3115,7 +3115,7 @@
       </w:r>
       <w:r>
         <w:rPr>
-          <w:rFonts w:ascii="Poppins" w:hAnsi="Poppins" w:cs="Poppins"/>
+          <w:rFonts w:ascii="Poppins" w:hAnsi="Poppins" w:cs="Poppins" w:eastAsia="Poppins"/>
           <w:sz w:val="18"/>
           <w:szCs w:val="18"/>
         </w:rPr>
@@ -3123,7 +3123,7 @@
       </w:r>
       <w:r>
         <w:rPr>
-          <w:rFonts w:ascii="Poppins" w:hAnsi="Poppins" w:cs="Poppins"/>
+          <w:rFonts w:ascii="Poppins" w:hAnsi="Poppins" w:cs="Poppins" w:eastAsia="Poppins"/>
           <w:sz w:val="18"/>
           <w:szCs w:val="18"/>
         </w:rPr>
@@ -3131,7 +3131,7 @@
       </w:r>
       <w:r>
         <w:rPr>
-          <w:rFonts w:ascii="Poppins" w:hAnsi="Poppins" w:cs="Poppins"/>
+          <w:rFonts w:ascii="Poppins" w:hAnsi="Poppins" w:cs="Poppins" w:eastAsia="Poppins"/>
           <w:sz w:val="18"/>
           <w:szCs w:val="18"/>
         </w:rPr>
@@ -3139,7 +3139,7 @@
       </w:r>
       <w:r>
         <w:rPr>
-          <w:rFonts w:ascii="Poppins" w:hAnsi="Poppins" w:cs="Poppins"/>
+          <w:rFonts w:ascii="Poppins" w:hAnsi="Poppins" w:cs="Poppins" w:eastAsia="Poppins"/>
           <w:sz w:val="18"/>
           <w:szCs w:val="18"/>
         </w:rPr>
@@ -3147,7 +3147,7 @@
       </w:r>
       <w:r>
         <w:rPr>
-          <w:rFonts w:ascii="Poppins" w:hAnsi="Poppins" w:cs="Poppins"/>
+          <w:rFonts w:ascii="Poppins" w:hAnsi="Poppins" w:cs="Poppins" w:eastAsia="Poppins"/>
           <w:sz w:val="18"/>
           <w:szCs w:val="18"/>
         </w:rPr>
@@ -3162,14 +3162,14 @@
         <w:adjustRightInd w:val="0"/>
         <w:jc w:val="both"/>
         <w:rPr>
-          <w:rFonts w:ascii="Poppins" w:hAnsi="Poppins" w:cs="Poppins"/>
-          <w:sz w:val="18"/>
-          <w:szCs w:val="18"/>
-        </w:rPr>
-      </w:pPr>
-      <w:r>
-        <w:rPr>
-          <w:rFonts w:ascii="Poppins" w:hAnsi="Poppins" w:cs="Poppins"/>
+          <w:rFonts w:ascii="Poppins" w:hAnsi="Poppins" w:cs="Poppins" w:eastAsia="Poppins"/>
+          <w:sz w:val="18"/>
+          <w:szCs w:val="18"/>
+        </w:rPr>
+      </w:pPr>
+      <w:r>
+        <w:rPr>
+          <w:rFonts w:ascii="Poppins" w:hAnsi="Poppins" w:cs="Poppins" w:eastAsia="Poppins"/>
           <w:sz w:val="18"/>
           <w:szCs w:val="18"/>
         </w:rPr>
@@ -3177,7 +3177,7 @@
       </w:r>
       <w:r>
         <w:rPr>
-          <w:rFonts w:ascii="Poppins" w:hAnsi="Poppins" w:cs="Poppins"/>
+          <w:rFonts w:ascii="Poppins" w:hAnsi="Poppins" w:cs="Poppins" w:eastAsia="Poppins"/>
           <w:sz w:val="18"/>
           <w:szCs w:val="18"/>
         </w:rPr>
@@ -3185,7 +3185,7 @@
       </w:r>
       <w:r>
         <w:rPr>
-          <w:rFonts w:ascii="Poppins" w:hAnsi="Poppins" w:cs="Poppins"/>
+          <w:rFonts w:ascii="Poppins" w:hAnsi="Poppins" w:cs="Poppins" w:eastAsia="Poppins"/>
           <w:sz w:val="18"/>
           <w:szCs w:val="18"/>
         </w:rPr>
@@ -3193,7 +3193,7 @@
       </w:r>
       <w:r>
         <w:rPr>
-          <w:rFonts w:ascii="Poppins" w:hAnsi="Poppins" w:cs="Poppins"/>
+          <w:rFonts w:ascii="Poppins" w:hAnsi="Poppins" w:cs="Poppins" w:eastAsia="Poppins"/>
           <w:sz w:val="18"/>
           <w:szCs w:val="18"/>
         </w:rPr>
@@ -3201,7 +3201,7 @@
       </w:r>
       <w:r>
         <w:rPr>
-          <w:rFonts w:ascii="Poppins" w:hAnsi="Poppins" w:cs="Poppins"/>
+          <w:rFonts w:ascii="Poppins" w:hAnsi="Poppins" w:cs="Poppins" w:eastAsia="Poppins"/>
           <w:sz w:val="18"/>
           <w:szCs w:val="18"/>
         </w:rPr>
@@ -3209,7 +3209,7 @@
       </w:r>
       <w:r>
         <w:rPr>
-          <w:rFonts w:ascii="Poppins" w:hAnsi="Poppins" w:cs="Poppins"/>
+          <w:rFonts w:ascii="Poppins" w:hAnsi="Poppins" w:cs="Poppins" w:eastAsia="Poppins"/>
           <w:sz w:val="18"/>
           <w:szCs w:val="18"/>
         </w:rPr>
@@ -3217,7 +3217,7 @@
       </w:r>
       <w:r>
         <w:rPr>
-          <w:rFonts w:ascii="Poppins" w:hAnsi="Poppins" w:cs="Poppins"/>
+          <w:rFonts w:ascii="Poppins" w:hAnsi="Poppins" w:cs="Poppins" w:eastAsia="Poppins"/>
           <w:sz w:val="18"/>
           <w:szCs w:val="18"/>
         </w:rPr>
@@ -3225,7 +3225,7 @@
       </w:r>
       <w:r>
         <w:rPr>
-          <w:rFonts w:ascii="Poppins" w:hAnsi="Poppins" w:cs="Poppins"/>
+          <w:rFonts w:ascii="Poppins" w:hAnsi="Poppins" w:cs="Poppins" w:eastAsia="Poppins"/>
           <w:sz w:val="18"/>
           <w:szCs w:val="18"/>
         </w:rPr>
@@ -3234,7 +3234,7 @@
       </w:r>
       <w:r>
         <w:rPr>
-          <w:rFonts w:ascii="Poppins" w:hAnsi="Poppins" w:cs="Poppins"/>
+          <w:rFonts w:ascii="Poppins" w:hAnsi="Poppins" w:cs="Poppins" w:eastAsia="Poppins"/>
           <w:sz w:val="18"/>
           <w:szCs w:val="18"/>
         </w:rPr>
@@ -3242,7 +3242,7 @@
       </w:r>
       <w:r>
         <w:rPr>
-          <w:rFonts w:ascii="Poppins" w:hAnsi="Poppins" w:cs="Poppins"/>
+          <w:rFonts w:ascii="Poppins" w:hAnsi="Poppins" w:cs="Poppins" w:eastAsia="Poppins"/>
           <w:sz w:val="18"/>
           <w:szCs w:val="18"/>
         </w:rPr>
@@ -3256,7 +3256,7 @@
         <w:adjustRightInd w:val="0"/>
         <w:jc w:val="both"/>
         <w:rPr>
-          <w:rFonts w:ascii="Poppins" w:hAnsi="Poppins" w:cs="Poppins"/>
+          <w:rFonts w:ascii="Poppins" w:hAnsi="Poppins" w:cs="Poppins" w:eastAsia="Poppins"/>
           <w:b/>
           <w:sz w:val="18"/>
           <w:szCs w:val="18"/>
@@ -3264,7 +3264,7 @@
       </w:pPr>
       <w:r>
         <w:rPr>
-          <w:rFonts w:ascii="Poppins" w:hAnsi="Poppins" w:cs="Poppins"/>
+          <w:rFonts w:ascii="Poppins" w:hAnsi="Poppins" w:cs="Poppins" w:eastAsia="Poppins"/>
           <w:b/>
           <w:sz w:val="18"/>
           <w:szCs w:val="18"/>
@@ -3273,7 +3273,7 @@
       </w:r>
       <w:r>
         <w:rPr>
-          <w:rFonts w:ascii="Poppins" w:hAnsi="Poppins" w:cs="Poppins"/>
+          <w:rFonts w:ascii="Poppins" w:hAnsi="Poppins" w:cs="Poppins" w:eastAsia="Poppins"/>
           <w:b/>
           <w:color w:val="000000" w:themeColor="text1"/>
           <w:sz w:val="18"/>
@@ -3283,7 +3283,7 @@
       </w:r>
       <w:r>
         <w:rPr>
-          <w:rFonts w:ascii="Poppins" w:hAnsi="Poppins" w:cs="Poppins"/>
+          <w:rFonts w:ascii="Poppins" w:hAnsi="Poppins" w:cs="Poppins" w:eastAsia="Poppins"/>
           <w:b/>
           <w:sz w:val="18"/>
           <w:szCs w:val="18"/>
@@ -3292,7 +3292,7 @@
       </w:r>
       <w:r>
         <w:rPr>
-          <w:rFonts w:ascii="Poppins" w:hAnsi="Poppins" w:cs="Poppins"/>
+          <w:rFonts w:ascii="Poppins" w:hAnsi="Poppins" w:cs="Poppins" w:eastAsia="Poppins"/>
           <w:b/>
           <w:sz w:val="18"/>
           <w:szCs w:val="18"/>
@@ -3301,7 +3301,7 @@
       </w:r>
       <w:r>
         <w:rPr>
-          <w:rFonts w:ascii="Poppins" w:hAnsi="Poppins" w:cs="Poppins"/>
+          <w:rFonts w:ascii="Poppins" w:hAnsi="Poppins" w:cs="Poppins" w:eastAsia="Poppins"/>
           <w:b/>
           <w:sz w:val="18"/>
           <w:szCs w:val="18"/>
@@ -3310,7 +3310,7 @@
       </w:r>
       <w:r>
         <w:rPr>
-          <w:rFonts w:ascii="Poppins" w:hAnsi="Poppins" w:cs="Poppins"/>
+          <w:rFonts w:ascii="Poppins" w:hAnsi="Poppins" w:cs="Poppins" w:eastAsia="Poppins"/>
           <w:b/>
           <w:sz w:val="18"/>
           <w:szCs w:val="18"/>
@@ -3319,7 +3319,7 @@
       </w:r>
       <w:r>
         <w:rPr>
-          <w:rFonts w:ascii="Poppins" w:hAnsi="Poppins" w:cs="Poppins"/>
+          <w:rFonts w:ascii="Poppins" w:hAnsi="Poppins" w:cs="Poppins" w:eastAsia="Poppins"/>
           <w:b/>
           <w:sz w:val="18"/>
           <w:szCs w:val="18"/>
@@ -3328,7 +3328,7 @@
       </w:r>
       <w:r>
         <w:rPr>
-          <w:rFonts w:ascii="Poppins" w:hAnsi="Poppins" w:cs="Poppins"/>
+          <w:rFonts w:ascii="Poppins" w:hAnsi="Poppins" w:cs="Poppins" w:eastAsia="Poppins"/>
           <w:b/>
           <w:sz w:val="18"/>
           <w:szCs w:val="18"/>
@@ -3337,7 +3337,7 @@
       </w:r>
       <w:r>
         <w:rPr>
-          <w:rFonts w:ascii="Poppins" w:hAnsi="Poppins" w:cs="Poppins"/>
+          <w:rFonts w:ascii="Poppins" w:hAnsi="Poppins" w:cs="Poppins" w:eastAsia="Poppins"/>
           <w:b/>
           <w:sz w:val="18"/>
           <w:szCs w:val="18"/>
@@ -3346,7 +3346,7 @@
       </w:r>
       <w:r>
         <w:rPr>
-          <w:rFonts w:ascii="Poppins" w:hAnsi="Poppins" w:cs="Poppins"/>
+          <w:rFonts w:ascii="Poppins" w:hAnsi="Poppins" w:cs="Poppins" w:eastAsia="Poppins"/>
           <w:b/>
           <w:sz w:val="18"/>
           <w:szCs w:val="18"/>
@@ -3361,7 +3361,7 @@
         <w:adjustRightInd w:val="0"/>
         <w:jc w:val="both"/>
         <w:rPr>
-          <w:rFonts w:ascii="Poppins" w:hAnsi="Poppins" w:cs="Poppins"/>
+          <w:rFonts w:ascii="Poppins" w:hAnsi="Poppins" w:cs="Poppins" w:eastAsia="Poppins"/>
           <w:sz w:val="18"/>
           <w:szCs w:val="18"/>
         </w:rPr>
@@ -3374,14 +3374,14 @@
         <w:adjustRightInd w:val="0"/>
         <w:jc w:val="both"/>
         <w:rPr>
-          <w:rFonts w:ascii="Poppins" w:hAnsi="Poppins" w:cs="Poppins"/>
-          <w:sz w:val="18"/>
-          <w:szCs w:val="18"/>
-        </w:rPr>
-      </w:pPr>
-      <w:r>
-        <w:rPr>
-          <w:rFonts w:ascii="Poppins" w:hAnsi="Poppins" w:cs="Poppins"/>
+          <w:rFonts w:ascii="Poppins" w:hAnsi="Poppins" w:cs="Poppins" w:eastAsia="Poppins"/>
+          <w:sz w:val="18"/>
+          <w:szCs w:val="18"/>
+        </w:rPr>
+      </w:pPr>
+      <w:r>
+        <w:rPr>
+          <w:rFonts w:ascii="Poppins" w:hAnsi="Poppins" w:cs="Poppins" w:eastAsia="Poppins"/>
           <w:sz w:val="18"/>
           <w:szCs w:val="18"/>
         </w:rPr>
@@ -3389,7 +3389,7 @@
       </w:r>
       <w:r>
         <w:rPr>
-          <w:rFonts w:ascii="Poppins" w:hAnsi="Poppins" w:cs="Poppins"/>
+          <w:rFonts w:ascii="Poppins" w:hAnsi="Poppins" w:cs="Poppins" w:eastAsia="Poppins"/>
           <w:sz w:val="18"/>
           <w:szCs w:val="18"/>
         </w:rPr>
@@ -3397,7 +3397,7 @@
       </w:r>
       <w:r>
         <w:rPr>
-          <w:rFonts w:ascii="Poppins" w:hAnsi="Poppins" w:cs="Poppins"/>
+          <w:rFonts w:ascii="Poppins" w:hAnsi="Poppins" w:cs="Poppins" w:eastAsia="Poppins"/>
           <w:sz w:val="18"/>
           <w:szCs w:val="18"/>
           <w:highlight w:val="yellow"/>
@@ -3412,7 +3412,7 @@
         <w:adjustRightInd w:val="0"/>
         <w:jc w:val="both"/>
         <w:rPr>
-          <w:rFonts w:ascii="Poppins" w:hAnsi="Poppins" w:cs="Poppins"/>
+          <w:rFonts w:ascii="Poppins" w:hAnsi="Poppins" w:cs="Poppins" w:eastAsia="Poppins"/>
           <w:sz w:val="18"/>
           <w:szCs w:val="18"/>
         </w:rPr>
@@ -3425,7 +3425,7 @@
         <w:adjustRightInd w:val="0"/>
         <w:jc w:val="both"/>
         <w:rPr>
-          <w:rFonts w:ascii="Poppins" w:hAnsi="Poppins" w:cs="Poppins"/>
+          <w:rFonts w:ascii="Poppins" w:hAnsi="Poppins" w:cs="Poppins" w:eastAsia="Poppins"/>
           <w:sz w:val="18"/>
           <w:szCs w:val="18"/>
         </w:rPr>
@@ -3463,7 +3463,7 @@
               <w:autoSpaceDN w:val="0"/>
               <w:adjustRightInd w:val="0"/>
               <w:rPr>
-                <w:rFonts w:ascii="Poppins" w:hAnsi="Poppins" w:cs="Poppins"/>
+                <w:rFonts w:ascii="Poppins" w:hAnsi="Poppins" w:cs="Poppins" w:eastAsia="Poppins"/>
                 <w:sz w:val="18"/>
                 <w:szCs w:val="18"/>
                 <w:highlight w:val="yellow"/>
@@ -3471,7 +3471,7 @@
             </w:pPr>
             <w:r>
               <w:rPr>
-                <w:rFonts w:ascii="Poppins" w:hAnsi="Poppins" w:cs="Poppins"/>
+                <w:rFonts w:ascii="Poppins" w:hAnsi="Poppins" w:cs="Poppins" w:eastAsia="Poppins"/>
                 <w:sz w:val="18"/>
                 <w:szCs w:val="18"/>
                 <w:highlight w:val="yellow"/>
@@ -3480,7 +3480,7 @@
             </w:r>
             <w:r>
               <w:rPr>
-                <w:rFonts w:ascii="Poppins" w:hAnsi="Poppins" w:cs="Poppins"/>
+                <w:rFonts w:ascii="Poppins" w:hAnsi="Poppins" w:cs="Poppins" w:eastAsia="Poppins"/>
                 <w:sz w:val="18"/>
                 <w:szCs w:val="18"/>
                 <w:highlight w:val="yellow"/>
@@ -3500,7 +3500,7 @@
               <w:autoSpaceDN w:val="0"/>
               <w:adjustRightInd w:val="0"/>
               <w:rPr>
-                <w:rFonts w:ascii="Poppins" w:hAnsi="Poppins" w:cs="Poppins"/>
+                <w:rFonts w:ascii="Poppins" w:hAnsi="Poppins" w:cs="Poppins" w:eastAsia="Poppins"/>
                 <w:sz w:val="18"/>
                 <w:szCs w:val="18"/>
                 <w:highlight w:val="yellow"/>
@@ -3508,7 +3508,7 @@
             </w:pPr>
             <w:r>
               <w:rPr>
-                <w:rFonts w:ascii="Poppins" w:hAnsi="Poppins" w:cs="Poppins"/>
+                <w:rFonts w:ascii="Poppins" w:hAnsi="Poppins" w:cs="Poppins" w:eastAsia="Poppins"/>
                 <w:sz w:val="18"/>
                 <w:szCs w:val="18"/>
                 <w:highlight w:val="yellow"/>
@@ -3517,7 +3517,7 @@
             </w:r>
             <w:r>
               <w:rPr>
-                <w:rFonts w:ascii="Poppins" w:hAnsi="Poppins" w:cs="Poppins"/>
+                <w:rFonts w:ascii="Poppins" w:hAnsi="Poppins" w:cs="Poppins" w:eastAsia="Poppins"/>
                 <w:sz w:val="18"/>
                 <w:szCs w:val="18"/>
                 <w:highlight w:val="yellow"/>
@@ -3531,7 +3531,7 @@
     <w:p>
       <w:pPr>
         <w:rPr>
-          <w:rFonts w:ascii="Poppins" w:hAnsi="Poppins" w:cs="Poppins"/>
+          <w:rFonts w:ascii="Poppins" w:hAnsi="Poppins" w:cs="Poppins" w:eastAsia="Poppins"/>
           <w:sz w:val="18"/>
           <w:szCs w:val="18"/>
         </w:rPr>
@@ -3614,14 +3614,14 @@
       <w:pStyle w:val="llb"/>
       <w:jc w:val="right"/>
       <w:rPr>
-        <w:rFonts w:ascii="Verdana" w:hAnsi="Verdana"/>
+        <w:rFonts w:ascii="Poppins" w:hAnsi="Poppins" w:eastAsia="Poppins" w:cs="Poppins"/>
         <w:sz w:val="16"/>
         <w:szCs w:val="16"/>
       </w:rPr>
     </w:pPr>
     <w:r>
       <w:rPr>
-        <w:rFonts w:ascii="Verdana" w:hAnsi="Verdana"/>
+        <w:rFonts w:ascii="Poppins" w:hAnsi="Poppins" w:eastAsia="Poppins" w:cs="Poppins"/>
         <w:sz w:val="16"/>
         <w:szCs w:val="16"/>
       </w:rPr>
@@ -3629,7 +3629,7 @@
     </w:r>
     <w:r>
       <w:rPr>
-        <w:rFonts w:ascii="Verdana" w:hAnsi="Verdana"/>
+        <w:rFonts w:ascii="Poppins" w:hAnsi="Poppins" w:eastAsia="Poppins" w:cs="Poppins"/>
         <w:sz w:val="16"/>
         <w:szCs w:val="16"/>
       </w:rPr>
@@ -3637,7 +3637,7 @@
     </w:r>
     <w:r>
       <w:rPr>
-        <w:rFonts w:ascii="Verdana" w:hAnsi="Verdana"/>
+        <w:rFonts w:ascii="Poppins" w:hAnsi="Poppins" w:eastAsia="Poppins" w:cs="Poppins"/>
         <w:sz w:val="16"/>
         <w:szCs w:val="16"/>
       </w:rPr>
@@ -3709,7 +3709,7 @@
   <w:sdt>
     <w:sdtPr>
       <w:rPr>
-        <w:rFonts w:ascii="Verdana" w:hAnsi="Verdana"/>
+        <w:rFonts w:ascii="Poppins" w:hAnsi="Poppins" w:eastAsia="Poppins" w:cs="Poppins"/>
         <w:sz w:val="16"/>
         <w:szCs w:val="16"/>
       </w:rPr>
@@ -3725,14 +3725,14 @@
           <w:pStyle w:val="lfej"/>
           <w:jc w:val="right"/>
           <w:rPr>
-            <w:rFonts w:ascii="Verdana" w:hAnsi="Verdana"/>
+            <w:rFonts w:ascii="Poppins" w:hAnsi="Poppins" w:eastAsia="Poppins" w:cs="Poppins"/>
             <w:sz w:val="16"/>
             <w:szCs w:val="16"/>
           </w:rPr>
         </w:pPr>
         <w:r>
           <w:rPr>
-            <w:rFonts w:ascii="Verdana" w:hAnsi="Verdana"/>
+            <w:rFonts w:ascii="Poppins" w:hAnsi="Poppins" w:eastAsia="Poppins" w:cs="Poppins"/>
             <w:sz w:val="16"/>
             <w:szCs w:val="16"/>
           </w:rPr>
@@ -3740,7 +3740,7 @@
         </w:r>
         <w:r>
           <w:rPr>
-            <w:rFonts w:ascii="Verdana" w:hAnsi="Verdana"/>
+            <w:rFonts w:ascii="Poppins" w:hAnsi="Poppins" w:eastAsia="Poppins" w:cs="Poppins"/>
             <w:b/>
             <w:sz w:val="16"/>
             <w:szCs w:val="16"/>
@@ -3749,7 +3749,7 @@
         </w:r>
         <w:r>
           <w:rPr>
-            <w:rFonts w:ascii="Verdana" w:hAnsi="Verdana"/>
+            <w:rFonts w:ascii="Poppins" w:hAnsi="Poppins" w:eastAsia="Poppins" w:cs="Poppins"/>
             <w:b/>
             <w:sz w:val="16"/>
             <w:szCs w:val="16"/>
@@ -3758,7 +3758,7 @@
         </w:r>
         <w:r>
           <w:rPr>
-            <w:rFonts w:ascii="Verdana" w:hAnsi="Verdana"/>
+            <w:rFonts w:ascii="Poppins" w:hAnsi="Poppins" w:eastAsia="Poppins" w:cs="Poppins"/>
             <w:b/>
             <w:sz w:val="16"/>
             <w:szCs w:val="16"/>
@@ -3767,7 +3767,7 @@
         </w:r>
         <w:r>
           <w:rPr>
-            <w:rFonts w:ascii="Verdana" w:hAnsi="Verdana"/>
+            <w:rFonts w:ascii="Poppins" w:hAnsi="Poppins" w:eastAsia="Poppins" w:cs="Poppins"/>
             <w:b/>
             <w:noProof/>
             <w:sz w:val="16"/>
@@ -3777,7 +3777,7 @@
         </w:r>
         <w:r>
           <w:rPr>
-            <w:rFonts w:ascii="Verdana" w:hAnsi="Verdana"/>
+            <w:rFonts w:ascii="Poppins" w:hAnsi="Poppins" w:eastAsia="Poppins" w:cs="Poppins"/>
             <w:b/>
             <w:sz w:val="16"/>
             <w:szCs w:val="16"/>
@@ -3786,7 +3786,7 @@
         </w:r>
         <w:r>
           <w:rPr>
-            <w:rFonts w:ascii="Verdana" w:hAnsi="Verdana"/>
+            <w:rFonts w:ascii="Poppins" w:hAnsi="Poppins" w:eastAsia="Poppins" w:cs="Poppins"/>
             <w:sz w:val="16"/>
             <w:szCs w:val="16"/>
           </w:rPr>
@@ -3794,7 +3794,7 @@
         </w:r>
         <w:r>
           <w:rPr>
-            <w:rFonts w:ascii="Verdana" w:hAnsi="Verdana"/>
+            <w:rFonts w:ascii="Poppins" w:hAnsi="Poppins" w:eastAsia="Poppins" w:cs="Poppins"/>
             <w:b/>
             <w:sz w:val="16"/>
             <w:szCs w:val="16"/>
@@ -3803,7 +3803,7 @@
         </w:r>
         <w:r>
           <w:rPr>
-            <w:rFonts w:ascii="Verdana" w:hAnsi="Verdana"/>
+            <w:rFonts w:ascii="Poppins" w:hAnsi="Poppins" w:eastAsia="Poppins" w:cs="Poppins"/>
             <w:b/>
             <w:sz w:val="16"/>
             <w:szCs w:val="16"/>
@@ -3812,7 +3812,7 @@
         </w:r>
         <w:r>
           <w:rPr>
-            <w:rFonts w:ascii="Verdana" w:hAnsi="Verdana"/>
+            <w:rFonts w:ascii="Poppins" w:hAnsi="Poppins" w:eastAsia="Poppins" w:cs="Poppins"/>
             <w:b/>
             <w:sz w:val="16"/>
             <w:szCs w:val="16"/>
@@ -3821,7 +3821,7 @@
         </w:r>
         <w:r>
           <w:rPr>
-            <w:rFonts w:ascii="Verdana" w:hAnsi="Verdana"/>
+            <w:rFonts w:ascii="Poppins" w:hAnsi="Poppins" w:eastAsia="Poppins" w:cs="Poppins"/>
             <w:b/>
             <w:noProof/>
             <w:sz w:val="16"/>
@@ -3831,7 +3831,7 @@
         </w:r>
         <w:r>
           <w:rPr>
-            <w:rFonts w:ascii="Verdana" w:hAnsi="Verdana"/>
+            <w:rFonts w:ascii="Poppins" w:hAnsi="Poppins" w:eastAsia="Poppins" w:cs="Poppins"/>
             <w:b/>
             <w:sz w:val="16"/>
             <w:szCs w:val="16"/>
@@ -3862,7 +3862,7 @@
         <w:ind w:left="717" w:hanging="360"/>
       </w:pPr>
       <w:rPr>
-        <w:rFonts w:hint="default"/>
+        <w:rFonts w:hint="default" w:ascii="Poppins" w:hAnsi="Poppins" w:eastAsia="Poppins" w:cs="Poppins"/>
         <w:b/>
       </w:rPr>
     </w:lvl>
@@ -3976,7 +3976,7 @@
         <w:ind w:left="720" w:hanging="360"/>
       </w:pPr>
       <w:rPr>
-        <w:rFonts w:ascii="Wingdings" w:hAnsi="Wingdings" w:hint="default"/>
+        <w:rFonts w:ascii="Poppins" w:hAnsi="Poppins" w:hint="default" w:eastAsia="Poppins" w:cs="Poppins"/>
       </w:rPr>
     </w:lvl>
     <w:lvl w:ilvl="1" w:tplc="040E0003" w:tentative="1">
@@ -3988,7 +3988,7 @@
         <w:ind w:left="1440" w:hanging="360"/>
       </w:pPr>
       <w:rPr>
-        <w:rFonts w:ascii="Courier New" w:hAnsi="Courier New" w:cs="Courier New" w:hint="default"/>
+        <w:rFonts w:ascii="Poppins" w:hAnsi="Poppins" w:cs="Poppins" w:hint="default" w:eastAsia="Poppins"/>
       </w:rPr>
     </w:lvl>
     <w:lvl w:ilvl="2" w:tplc="040E0005" w:tentative="1">
@@ -4000,7 +4000,7 @@
         <w:ind w:left="2160" w:hanging="360"/>
       </w:pPr>
       <w:rPr>
-        <w:rFonts w:ascii="Wingdings" w:hAnsi="Wingdings" w:hint="default"/>
+        <w:rFonts w:ascii="Poppins" w:hAnsi="Poppins" w:hint="default" w:eastAsia="Poppins" w:cs="Poppins"/>
       </w:rPr>
     </w:lvl>
     <w:lvl w:ilvl="3" w:tplc="040E0001" w:tentative="1">
@@ -4012,7 +4012,7 @@
         <w:ind w:left="2880" w:hanging="360"/>
       </w:pPr>
       <w:rPr>
-        <w:rFonts w:ascii="Symbol" w:hAnsi="Symbol" w:hint="default"/>
+        <w:rFonts w:ascii="Poppins" w:hAnsi="Poppins" w:hint="default" w:eastAsia="Poppins" w:cs="Poppins"/>
       </w:rPr>
     </w:lvl>
     <w:lvl w:ilvl="4" w:tplc="040E0003" w:tentative="1">
@@ -4024,7 +4024,7 @@
         <w:ind w:left="3600" w:hanging="360"/>
       </w:pPr>
       <w:rPr>
-        <w:rFonts w:ascii="Courier New" w:hAnsi="Courier New" w:cs="Courier New" w:hint="default"/>
+        <w:rFonts w:ascii="Poppins" w:hAnsi="Poppins" w:cs="Poppins" w:hint="default" w:eastAsia="Poppins"/>
       </w:rPr>
     </w:lvl>
     <w:lvl w:ilvl="5" w:tplc="040E0005" w:tentative="1">
@@ -4036,7 +4036,7 @@
         <w:ind w:left="4320" w:hanging="360"/>
       </w:pPr>
       <w:rPr>
-        <w:rFonts w:ascii="Wingdings" w:hAnsi="Wingdings" w:hint="default"/>
+        <w:rFonts w:ascii="Poppins" w:hAnsi="Poppins" w:hint="default" w:eastAsia="Poppins" w:cs="Poppins"/>
       </w:rPr>
     </w:lvl>
     <w:lvl w:ilvl="6" w:tplc="040E0001" w:tentative="1">
@@ -4048,7 +4048,7 @@
         <w:ind w:left="5040" w:hanging="360"/>
       </w:pPr>
       <w:rPr>
-        <w:rFonts w:ascii="Symbol" w:hAnsi="Symbol" w:hint="default"/>
+        <w:rFonts w:ascii="Poppins" w:hAnsi="Poppins" w:hint="default" w:eastAsia="Poppins" w:cs="Poppins"/>
       </w:rPr>
     </w:lvl>
     <w:lvl w:ilvl="7" w:tplc="040E0003" w:tentative="1">
@@ -4060,7 +4060,7 @@
         <w:ind w:left="5760" w:hanging="360"/>
       </w:pPr>
       <w:rPr>
-        <w:rFonts w:ascii="Courier New" w:hAnsi="Courier New" w:cs="Courier New" w:hint="default"/>
+        <w:rFonts w:ascii="Poppins" w:hAnsi="Poppins" w:cs="Poppins" w:hint="default" w:eastAsia="Poppins"/>
       </w:rPr>
     </w:lvl>
     <w:lvl w:ilvl="8" w:tplc="040E0005" w:tentative="1">
@@ -4072,7 +4072,7 @@
         <w:ind w:left="6480" w:hanging="360"/>
       </w:pPr>
       <w:rPr>
-        <w:rFonts w:ascii="Wingdings" w:hAnsi="Wingdings" w:hint="default"/>
+        <w:rFonts w:ascii="Poppins" w:hAnsi="Poppins" w:hint="default" w:eastAsia="Poppins" w:cs="Poppins"/>
       </w:rPr>
     </w:lvl>
   </w:abstractNum>
@@ -4092,7 +4092,7 @@
         <w:ind w:left="564" w:hanging="360"/>
       </w:pPr>
       <w:rPr>
-        <w:rFonts w:hint="default"/>
+        <w:rFonts w:hint="default" w:ascii="Poppins" w:hAnsi="Poppins" w:eastAsia="Poppins" w:cs="Poppins"/>
         <w:b/>
       </w:rPr>
     </w:lvl>
@@ -4209,7 +4209,7 @@
         <w:ind w:left="720" w:hanging="360"/>
       </w:pPr>
       <w:rPr>
-        <w:rFonts w:hint="default"/>
+        <w:rFonts w:hint="default" w:ascii="Poppins" w:hAnsi="Poppins" w:eastAsia="Poppins" w:cs="Poppins"/>
         <w:b/>
       </w:rPr>
     </w:lvl>
@@ -4338,7 +4338,7 @@
         <w:ind w:left="1440" w:hanging="360"/>
       </w:pPr>
       <w:rPr>
-        <w:rFonts w:ascii="Wingdings" w:hAnsi="Wingdings" w:hint="default"/>
+        <w:rFonts w:ascii="Poppins" w:hAnsi="Poppins" w:hint="default" w:eastAsia="Poppins" w:cs="Poppins"/>
       </w:rPr>
     </w:lvl>
     <w:lvl w:ilvl="2" w:tplc="040E001B" w:tentative="1">
@@ -4442,7 +4442,7 @@
         <w:ind w:left="720" w:hanging="360"/>
       </w:pPr>
       <w:rPr>
-        <w:rFonts w:ascii="Wingdings" w:hAnsi="Wingdings" w:hint="default"/>
+        <w:rFonts w:ascii="Poppins" w:hAnsi="Poppins" w:hint="default" w:eastAsia="Poppins" w:cs="Poppins"/>
         <w:sz w:val="20"/>
       </w:rPr>
     </w:lvl>
@@ -4458,7 +4458,7 @@
         <w:ind w:left="1440" w:hanging="360"/>
       </w:pPr>
       <w:rPr>
-        <w:rFonts w:ascii="Courier New" w:hAnsi="Courier New" w:hint="default"/>
+        <w:rFonts w:ascii="Poppins" w:hAnsi="Poppins" w:hint="default" w:eastAsia="Poppins" w:cs="Poppins"/>
         <w:sz w:val="20"/>
       </w:rPr>
     </w:lvl>
@@ -4474,7 +4474,7 @@
         <w:ind w:left="2160" w:hanging="360"/>
       </w:pPr>
       <w:rPr>
-        <w:rFonts w:ascii="Wingdings" w:hAnsi="Wingdings" w:hint="default"/>
+        <w:rFonts w:ascii="Poppins" w:hAnsi="Poppins" w:hint="default" w:eastAsia="Poppins" w:cs="Poppins"/>
         <w:sz w:val="20"/>
       </w:rPr>
     </w:lvl>
@@ -4490,7 +4490,7 @@
         <w:ind w:left="2880" w:hanging="360"/>
       </w:pPr>
       <w:rPr>
-        <w:rFonts w:ascii="Wingdings" w:hAnsi="Wingdings" w:hint="default"/>
+        <w:rFonts w:ascii="Poppins" w:hAnsi="Poppins" w:hint="default" w:eastAsia="Poppins" w:cs="Poppins"/>
         <w:sz w:val="20"/>
       </w:rPr>
     </w:lvl>
@@ -4506,7 +4506,7 @@
         <w:ind w:left="3600" w:hanging="360"/>
       </w:pPr>
       <w:rPr>
-        <w:rFonts w:ascii="Wingdings" w:hAnsi="Wingdings" w:hint="default"/>
+        <w:rFonts w:ascii="Poppins" w:hAnsi="Poppins" w:hint="default" w:eastAsia="Poppins" w:cs="Poppins"/>
         <w:sz w:val="20"/>
       </w:rPr>
     </w:lvl>
@@ -4522,7 +4522,7 @@
         <w:ind w:left="4320" w:hanging="360"/>
       </w:pPr>
       <w:rPr>
-        <w:rFonts w:ascii="Wingdings" w:hAnsi="Wingdings" w:hint="default"/>
+        <w:rFonts w:ascii="Poppins" w:hAnsi="Poppins" w:hint="default" w:eastAsia="Poppins" w:cs="Poppins"/>
         <w:sz w:val="20"/>
       </w:rPr>
     </w:lvl>
@@ -4538,7 +4538,7 @@
         <w:ind w:left="5040" w:hanging="360"/>
       </w:pPr>
       <w:rPr>
-        <w:rFonts w:ascii="Wingdings" w:hAnsi="Wingdings" w:hint="default"/>
+        <w:rFonts w:ascii="Poppins" w:hAnsi="Poppins" w:hint="default" w:eastAsia="Poppins" w:cs="Poppins"/>
         <w:sz w:val="20"/>
       </w:rPr>
     </w:lvl>
@@ -4554,7 +4554,7 @@
         <w:ind w:left="5760" w:hanging="360"/>
       </w:pPr>
       <w:rPr>
-        <w:rFonts w:ascii="Wingdings" w:hAnsi="Wingdings" w:hint="default"/>
+        <w:rFonts w:ascii="Poppins" w:hAnsi="Poppins" w:hint="default" w:eastAsia="Poppins" w:cs="Poppins"/>
         <w:sz w:val="20"/>
       </w:rPr>
     </w:lvl>
@@ -4570,7 +4570,7 @@
         <w:ind w:left="6480" w:hanging="360"/>
       </w:pPr>
       <w:rPr>
-        <w:rFonts w:ascii="Wingdings" w:hAnsi="Wingdings" w:hint="default"/>
+        <w:rFonts w:ascii="Poppins" w:hAnsi="Poppins" w:hint="default" w:eastAsia="Poppins" w:cs="Poppins"/>
         <w:sz w:val="20"/>
       </w:rPr>
     </w:lvl>
@@ -4588,7 +4588,7 @@
         <w:ind w:left="720" w:hanging="360"/>
       </w:pPr>
       <w:rPr>
-        <w:rFonts w:hint="default"/>
+        <w:rFonts w:hint="default" w:ascii="Poppins" w:hAnsi="Poppins" w:eastAsia="Poppins" w:cs="Poppins"/>
       </w:rPr>
     </w:lvl>
     <w:lvl w:ilvl="1" w:tplc="040E0019" w:tentative="1">
@@ -4693,7 +4693,7 @@
   <w:docDefaults>
     <w:rPrDefault>
       <w:rPr>
-        <w:rFonts w:ascii="Times New Roman" w:eastAsia="Times New Roman" w:hAnsi="Times New Roman" w:cs="Times New Roman"/>
+        <w:rFonts w:ascii="Poppins" w:eastAsia="Poppins" w:hAnsi="Poppins" w:cs="Poppins"/>
         <w:lang w:val="hu-HU" w:eastAsia="hu-HU" w:bidi="ar-SA"/>
       </w:rPr>
     </w:rPrDefault>
@@ -5093,7 +5093,7 @@
       <w:outlineLvl w:val="2"/>
     </w:pPr>
     <w:rPr>
-      <w:rFonts w:ascii="Cambria" w:hAnsi="Cambria"/>
+      <w:rFonts w:ascii="Poppins" w:hAnsi="Poppins" w:eastAsia="Poppins" w:cs="Poppins"/>
       <w:b/>
       <w:bCs/>
       <w:sz w:val="26"/>
@@ -5208,7 +5208,7 @@
     <w:semiHidden/>
     <w:rsid w:val="004A6084"/>
     <w:rPr>
-      <w:rFonts w:ascii="Tahoma" w:hAnsi="Tahoma" w:cs="Tahoma"/>
+      <w:rFonts w:ascii="Poppins" w:hAnsi="Poppins" w:cs="Poppins" w:eastAsia="Poppins"/>
       <w:sz w:val="16"/>
       <w:szCs w:val="16"/>
     </w:rPr>
@@ -5229,7 +5229,7 @@
       <w:spacing w:after="160" w:line="240" w:lineRule="exact"/>
     </w:pPr>
     <w:rPr>
-      <w:rFonts w:ascii="Tahoma" w:hAnsi="Tahoma"/>
+      <w:rFonts w:ascii="Poppins" w:hAnsi="Poppins" w:eastAsia="Poppins" w:cs="Poppins"/>
       <w:sz w:val="20"/>
       <w:szCs w:val="20"/>
       <w:lang w:val="en-US" w:eastAsia="en-US"/>
@@ -5309,7 +5309,7 @@
     <w:semiHidden/>
     <w:rsid w:val="00323CEC"/>
     <w:rPr>
-      <w:rFonts w:ascii="Cambria" w:hAnsi="Cambria"/>
+      <w:rFonts w:ascii="Poppins" w:hAnsi="Poppins" w:eastAsia="Poppins" w:cs="Poppins"/>
       <w:b/>
       <w:bCs/>
       <w:sz w:val="26"/>
@@ -5362,9 +5362,9 @@
     </a:clrScheme>
     <a:fontScheme name="Office">
       <a:majorFont>
-        <a:latin typeface="Calibri Light"/>
-        <a:ea typeface=""/>
-        <a:cs typeface=""/>
+        <a:latin typeface="Poppins"/>
+        <a:ea typeface="Poppins"/>
+        <a:cs typeface="Poppins"/>
         <a:font script="Jpan" typeface="游ゴシック Light"/>
         <a:font script="Hang" typeface="맑은 고딕"/>
         <a:font script="Hans" typeface="等线 Light"/>
@@ -5414,9 +5414,9 @@
         <a:font script="Tfng" typeface="Ebrima"/>
       </a:majorFont>
       <a:minorFont>
-        <a:latin typeface="Calibri"/>
-        <a:ea typeface=""/>
-        <a:cs typeface=""/>
+        <a:latin typeface="Poppins"/>
+        <a:ea typeface="Poppins"/>
+        <a:cs typeface="Poppins"/>
         <a:font script="Jpan" typeface="游明朝"/>
         <a:font script="Hang" typeface="맑은 고딕"/>
         <a:font script="Hans" typeface="等线"/>
